--- a/Report/Final_Technical_Report_Semester_2v0.5.docx
+++ b/Report/Final_Technical_Report_Semester_2v0.5.docx
@@ -727,21 +727,146 @@
         <w:tabs>
           <w:tab w:val="right" w:pos="9026"/>
         </w:tabs>
-        <w:spacing w:before="240" w:after="0" w:line="360" w:lineRule="auto"/>
-        <w:jc w:val="both"/>
-        <w:rPr>
-          <w:rFonts w:ascii="Garamond" w:hAnsi="Garamond"/>
-          <w:sz w:val="24"/>
-          <w:szCs w:val="24"/>
-        </w:rPr>
-      </w:pPr>
-      <w:r>
-        <w:rPr>
-          <w:rFonts w:ascii="Garamond" w:hAnsi="Garamond"/>
-          <w:sz w:val="24"/>
-          <w:szCs w:val="24"/>
-        </w:rPr>
-        <w:t>I would like to thank…</w:t>
+        <w:spacing w:after="0" w:line="360" w:lineRule="auto"/>
+        <w:jc w:val="both"/>
+        <w:rPr>
+          <w:rFonts w:ascii="Garamond" w:hAnsi="Garamond"/>
+          <w:sz w:val="24"/>
+          <w:szCs w:val="24"/>
+          <w:lang w:val="en-GB"/>
+        </w:rPr>
+      </w:pPr>
+      <w:r>
+        <w:rPr>
+          <w:rFonts w:ascii="Garamond" w:hAnsi="Garamond"/>
+          <w:sz w:val="24"/>
+          <w:szCs w:val="24"/>
+          <w:lang w:val="en-GB"/>
+        </w:rPr>
+        <w:t>I would like to express my sincere gratitude to my supervisor, Simon McCabe, for his continuous guidance, support, and constructive feedback throughout the duration of this project. His expertise and direction were invaluable in shaping the scope and technical approach of the work.</w:t>
+      </w:r>
+    </w:p>
+    <w:p>
+      <w:pPr>
+        <w:tabs>
+          <w:tab w:val="right" w:pos="9026"/>
+        </w:tabs>
+        <w:spacing w:after="0" w:line="360" w:lineRule="auto"/>
+        <w:jc w:val="both"/>
+        <w:rPr>
+          <w:rFonts w:ascii="Garamond" w:hAnsi="Garamond"/>
+          <w:sz w:val="24"/>
+          <w:szCs w:val="24"/>
+          <w:lang w:val="en-GB"/>
+        </w:rPr>
+      </w:pPr>
+    </w:p>
+    <w:p>
+      <w:pPr>
+        <w:tabs>
+          <w:tab w:val="right" w:pos="9026"/>
+        </w:tabs>
+        <w:spacing w:after="0" w:line="360" w:lineRule="auto"/>
+        <w:jc w:val="both"/>
+        <w:rPr>
+          <w:rFonts w:ascii="Garamond" w:hAnsi="Garamond"/>
+          <w:sz w:val="24"/>
+          <w:szCs w:val="24"/>
+          <w:lang w:val="en-GB"/>
+        </w:rPr>
+      </w:pPr>
+      <w:r>
+        <w:rPr>
+          <w:rFonts w:ascii="Garamond" w:hAnsi="Garamond"/>
+          <w:sz w:val="24"/>
+          <w:szCs w:val="24"/>
+          <w:lang w:val="en-GB"/>
+        </w:rPr>
+        <w:t>I am also grateful to my project supervisors, Kevin Meehan and Mandy Douglas, for their advice, encouragement, and insightful input at key stages of development. Their feedback helped refine both the design and evaluation of the system</w:t>
+      </w:r>
+      <w:r>
+        <w:rPr>
+          <w:rFonts w:ascii="Garamond" w:hAnsi="Garamond"/>
+          <w:sz w:val="24"/>
+          <w:szCs w:val="24"/>
+          <w:lang w:val="en-GB"/>
+        </w:rPr>
+        <w:t>.</w:t>
+      </w:r>
+    </w:p>
+    <w:p>
+      <w:pPr>
+        <w:tabs>
+          <w:tab w:val="right" w:pos="9026"/>
+        </w:tabs>
+        <w:spacing w:after="0" w:line="360" w:lineRule="auto"/>
+        <w:jc w:val="both"/>
+        <w:rPr>
+          <w:rFonts w:ascii="Garamond" w:hAnsi="Garamond"/>
+          <w:sz w:val="24"/>
+          <w:szCs w:val="24"/>
+          <w:lang w:val="en-GB"/>
+        </w:rPr>
+      </w:pPr>
+    </w:p>
+    <w:p>
+      <w:pPr>
+        <w:tabs>
+          <w:tab w:val="right" w:pos="9026"/>
+        </w:tabs>
+        <w:spacing w:after="0" w:line="360" w:lineRule="auto"/>
+        <w:jc w:val="both"/>
+        <w:rPr>
+          <w:rFonts w:ascii="Garamond" w:hAnsi="Garamond"/>
+          <w:sz w:val="24"/>
+          <w:szCs w:val="24"/>
+          <w:lang w:val="en-GB"/>
+        </w:rPr>
+      </w:pPr>
+      <w:r>
+        <w:rPr>
+          <w:rFonts w:ascii="Garamond" w:hAnsi="Garamond"/>
+          <w:sz w:val="24"/>
+          <w:szCs w:val="24"/>
+          <w:lang w:val="en-GB"/>
+        </w:rPr>
+        <w:t>Finally, I would like to thank all</w:t>
+      </w:r>
+      <w:r>
+        <w:rPr>
+          <w:rFonts w:ascii="Garamond" w:hAnsi="Garamond"/>
+          <w:sz w:val="24"/>
+          <w:szCs w:val="24"/>
+          <w:lang w:val="en-GB"/>
+        </w:rPr>
+        <w:t xml:space="preserve"> of my classmates and</w:t>
+      </w:r>
+      <w:r>
+        <w:rPr>
+          <w:rFonts w:ascii="Garamond" w:hAnsi="Garamond"/>
+          <w:sz w:val="24"/>
+          <w:szCs w:val="24"/>
+          <w:lang w:val="en-GB"/>
+        </w:rPr>
+        <w:t xml:space="preserve"> those who </w:t>
+      </w:r>
+      <w:r>
+        <w:rPr>
+          <w:rFonts w:ascii="Garamond" w:hAnsi="Garamond"/>
+          <w:sz w:val="24"/>
+          <w:szCs w:val="24"/>
+          <w:lang w:val="en-GB"/>
+        </w:rPr>
+        <w:t>provided</w:t>
+      </w:r>
+      <w:r>
+        <w:rPr>
+          <w:rFonts w:ascii="Garamond" w:hAnsi="Garamond"/>
+          <w:sz w:val="24"/>
+          <w:szCs w:val="24"/>
+          <w:lang w:val="en-GB"/>
+        </w:rPr>
+        <w:t xml:space="preserve"> support during the course of this project.</w:t>
       </w:r>
     </w:p>
     <w:p>
@@ -856,7 +981,7 @@
             </w:rPr>
             <w:fldChar w:fldCharType="separate"/>
           </w:r>
-          <w:hyperlink w:anchor="_Toc227593311" w:history="1">
+          <w:hyperlink w:anchor="_Toc227596690" w:history="1">
             <w:r>
               <w:rPr>
                 <w:rStyle w:val="Hyperlink"/>
@@ -903,7 +1028,7 @@
                 <w:noProof/>
                 <w:webHidden/>
               </w:rPr>
-              <w:instrText xml:space="preserve"> PAGEREF _Toc227593311 \h </w:instrText>
+              <w:instrText xml:space="preserve"> PAGEREF _Toc227596690 \h </w:instrText>
             </w:r>
             <w:r>
               <w:rPr>
@@ -950,7 +1075,7 @@
               <w14:ligatures w14:val="standardContextual"/>
             </w:rPr>
           </w:pPr>
-          <w:hyperlink w:anchor="_Toc227593312" w:history="1">
+          <w:hyperlink w:anchor="_Toc227596691" w:history="1">
             <w:r>
               <w:rPr>
                 <w:rStyle w:val="Hyperlink"/>
@@ -997,7 +1122,7 @@
                 <w:noProof/>
                 <w:webHidden/>
               </w:rPr>
-              <w:instrText xml:space="preserve"> PAGEREF _Toc227593312 \h </w:instrText>
+              <w:instrText xml:space="preserve"> PAGEREF _Toc227596691 \h </w:instrText>
             </w:r>
             <w:r>
               <w:rPr>
@@ -1044,7 +1169,7 @@
               <w14:ligatures w14:val="standardContextual"/>
             </w:rPr>
           </w:pPr>
-          <w:hyperlink w:anchor="_Toc227593313" w:history="1">
+          <w:hyperlink w:anchor="_Toc227596692" w:history="1">
             <w:r>
               <w:rPr>
                 <w:rStyle w:val="Hyperlink"/>
@@ -1091,7 +1216,7 @@
                 <w:noProof/>
                 <w:webHidden/>
               </w:rPr>
-              <w:instrText xml:space="preserve"> PAGEREF _Toc227593313 \h </w:instrText>
+              <w:instrText xml:space="preserve"> PAGEREF _Toc227596692 \h </w:instrText>
             </w:r>
             <w:r>
               <w:rPr>
@@ -1138,7 +1263,7 @@
               <w14:ligatures w14:val="standardContextual"/>
             </w:rPr>
           </w:pPr>
-          <w:hyperlink w:anchor="_Toc227593314" w:history="1">
+          <w:hyperlink w:anchor="_Toc227596693" w:history="1">
             <w:r>
               <w:rPr>
                 <w:rStyle w:val="Hyperlink"/>
@@ -1185,7 +1310,7 @@
                 <w:noProof/>
                 <w:webHidden/>
               </w:rPr>
-              <w:instrText xml:space="preserve"> PAGEREF _Toc227593314 \h </w:instrText>
+              <w:instrText xml:space="preserve"> PAGEREF _Toc227596693 \h </w:instrText>
             </w:r>
             <w:r>
               <w:rPr>
@@ -1232,7 +1357,7 @@
               <w14:ligatures w14:val="standardContextual"/>
             </w:rPr>
           </w:pPr>
-          <w:hyperlink w:anchor="_Toc227593315" w:history="1">
+          <w:hyperlink w:anchor="_Toc227596694" w:history="1">
             <w:r>
               <w:rPr>
                 <w:rStyle w:val="Hyperlink"/>
@@ -1279,7 +1404,7 @@
                 <w:noProof/>
                 <w:webHidden/>
               </w:rPr>
-              <w:instrText xml:space="preserve"> PAGEREF _Toc227593315 \h </w:instrText>
+              <w:instrText xml:space="preserve"> PAGEREF _Toc227596694 \h </w:instrText>
             </w:r>
             <w:r>
               <w:rPr>
@@ -1326,7 +1451,7 @@
               <w14:ligatures w14:val="standardContextual"/>
             </w:rPr>
           </w:pPr>
-          <w:hyperlink w:anchor="_Toc227593316" w:history="1">
+          <w:hyperlink w:anchor="_Toc227596695" w:history="1">
             <w:r>
               <w:rPr>
                 <w:rStyle w:val="Hyperlink"/>
@@ -1373,7 +1498,7 @@
                 <w:noProof/>
                 <w:webHidden/>
               </w:rPr>
-              <w:instrText xml:space="preserve"> PAGEREF _Toc227593316 \h </w:instrText>
+              <w:instrText xml:space="preserve"> PAGEREF _Toc227596695 \h </w:instrText>
             </w:r>
             <w:r>
               <w:rPr>
@@ -1420,7 +1545,7 @@
               <w14:ligatures w14:val="standardContextual"/>
             </w:rPr>
           </w:pPr>
-          <w:hyperlink w:anchor="_Toc227593317" w:history="1">
+          <w:hyperlink w:anchor="_Toc227596696" w:history="1">
             <w:r>
               <w:rPr>
                 <w:rStyle w:val="Hyperlink"/>
@@ -1467,7 +1592,7 @@
                 <w:noProof/>
                 <w:webHidden/>
               </w:rPr>
-              <w:instrText xml:space="preserve"> PAGEREF _Toc227593317 \h </w:instrText>
+              <w:instrText xml:space="preserve"> PAGEREF _Toc227596696 \h </w:instrText>
             </w:r>
             <w:r>
               <w:rPr>
@@ -1514,7 +1639,7 @@
               <w14:ligatures w14:val="standardContextual"/>
             </w:rPr>
           </w:pPr>
-          <w:hyperlink w:anchor="_Toc227593318" w:history="1">
+          <w:hyperlink w:anchor="_Toc227596697" w:history="1">
             <w:r>
               <w:rPr>
                 <w:rStyle w:val="Hyperlink"/>
@@ -1561,7 +1686,7 @@
                 <w:noProof/>
                 <w:webHidden/>
               </w:rPr>
-              <w:instrText xml:space="preserve"> PAGEREF _Toc227593318 \h </w:instrText>
+              <w:instrText xml:space="preserve"> PAGEREF _Toc227596697 \h </w:instrText>
             </w:r>
             <w:r>
               <w:rPr>
@@ -1608,7 +1733,7 @@
               <w14:ligatures w14:val="standardContextual"/>
             </w:rPr>
           </w:pPr>
-          <w:hyperlink w:anchor="_Toc227593319" w:history="1">
+          <w:hyperlink w:anchor="_Toc227596698" w:history="1">
             <w:r>
               <w:rPr>
                 <w:rStyle w:val="Hyperlink"/>
@@ -1655,7 +1780,7 @@
                 <w:noProof/>
                 <w:webHidden/>
               </w:rPr>
-              <w:instrText xml:space="preserve"> PAGEREF _Toc227593319 \h </w:instrText>
+              <w:instrText xml:space="preserve"> PAGEREF _Toc227596698 \h </w:instrText>
             </w:r>
             <w:r>
               <w:rPr>
@@ -1702,7 +1827,7 @@
               <w14:ligatures w14:val="standardContextual"/>
             </w:rPr>
           </w:pPr>
-          <w:hyperlink w:anchor="_Toc227593320" w:history="1">
+          <w:hyperlink w:anchor="_Toc227596699" w:history="1">
             <w:r>
               <w:rPr>
                 <w:rStyle w:val="Hyperlink"/>
@@ -1749,7 +1874,7 @@
                 <w:noProof/>
                 <w:webHidden/>
               </w:rPr>
-              <w:instrText xml:space="preserve"> PAGEREF _Toc227593320 \h </w:instrText>
+              <w:instrText xml:space="preserve"> PAGEREF _Toc227596699 \h </w:instrText>
             </w:r>
             <w:r>
               <w:rPr>
@@ -1796,7 +1921,7 @@
               <w14:ligatures w14:val="standardContextual"/>
             </w:rPr>
           </w:pPr>
-          <w:hyperlink w:anchor="_Toc227593321" w:history="1">
+          <w:hyperlink w:anchor="_Toc227596700" w:history="1">
             <w:r>
               <w:rPr>
                 <w:rStyle w:val="Hyperlink"/>
@@ -1843,7 +1968,7 @@
                 <w:noProof/>
                 <w:webHidden/>
               </w:rPr>
-              <w:instrText xml:space="preserve"> PAGEREF _Toc227593321 \h </w:instrText>
+              <w:instrText xml:space="preserve"> PAGEREF _Toc227596700 \h </w:instrText>
             </w:r>
             <w:r>
               <w:rPr>
@@ -1890,7 +2015,7 @@
               <w14:ligatures w14:val="standardContextual"/>
             </w:rPr>
           </w:pPr>
-          <w:hyperlink w:anchor="_Toc227593322" w:history="1">
+          <w:hyperlink w:anchor="_Toc227596701" w:history="1">
             <w:r>
               <w:rPr>
                 <w:rStyle w:val="Hyperlink"/>
@@ -1937,7 +2062,7 @@
                 <w:noProof/>
                 <w:webHidden/>
               </w:rPr>
-              <w:instrText xml:space="preserve"> PAGEREF _Toc227593322 \h </w:instrText>
+              <w:instrText xml:space="preserve"> PAGEREF _Toc227596701 \h </w:instrText>
             </w:r>
             <w:r>
               <w:rPr>
@@ -1984,7 +2109,7 @@
               <w14:ligatures w14:val="standardContextual"/>
             </w:rPr>
           </w:pPr>
-          <w:hyperlink w:anchor="_Toc227593323" w:history="1">
+          <w:hyperlink w:anchor="_Toc227596702" w:history="1">
             <w:r>
               <w:rPr>
                 <w:rStyle w:val="Hyperlink"/>
@@ -2031,7 +2156,7 @@
                 <w:noProof/>
                 <w:webHidden/>
               </w:rPr>
-              <w:instrText xml:space="preserve"> PAGEREF _Toc227593323 \h </w:instrText>
+              <w:instrText xml:space="preserve"> PAGEREF _Toc227596702 \h </w:instrText>
             </w:r>
             <w:r>
               <w:rPr>
@@ -2078,7 +2203,7 @@
               <w14:ligatures w14:val="standardContextual"/>
             </w:rPr>
           </w:pPr>
-          <w:hyperlink w:anchor="_Toc227593324" w:history="1">
+          <w:hyperlink w:anchor="_Toc227596703" w:history="1">
             <w:r>
               <w:rPr>
                 <w:rStyle w:val="Hyperlink"/>
@@ -2125,7 +2250,7 @@
                 <w:noProof/>
                 <w:webHidden/>
               </w:rPr>
-              <w:instrText xml:space="preserve"> PAGEREF _Toc227593324 \h </w:instrText>
+              <w:instrText xml:space="preserve"> PAGEREF _Toc227596703 \h </w:instrText>
             </w:r>
             <w:r>
               <w:rPr>
@@ -2172,7 +2297,7 @@
               <w14:ligatures w14:val="standardContextual"/>
             </w:rPr>
           </w:pPr>
-          <w:hyperlink w:anchor="_Toc227593325" w:history="1">
+          <w:hyperlink w:anchor="_Toc227596704" w:history="1">
             <w:r>
               <w:rPr>
                 <w:rStyle w:val="Hyperlink"/>
@@ -2221,7 +2346,7 @@
                 <w:noProof/>
                 <w:webHidden/>
               </w:rPr>
-              <w:instrText xml:space="preserve"> PAGEREF _Toc227593325 \h </w:instrText>
+              <w:instrText xml:space="preserve"> PAGEREF _Toc227596704 \h </w:instrText>
             </w:r>
             <w:r>
               <w:rPr>
@@ -2268,7 +2393,7 @@
               <w14:ligatures w14:val="standardContextual"/>
             </w:rPr>
           </w:pPr>
-          <w:hyperlink w:anchor="_Toc227593326" w:history="1">
+          <w:hyperlink w:anchor="_Toc227596705" w:history="1">
             <w:r>
               <w:rPr>
                 <w:rStyle w:val="Hyperlink"/>
@@ -2315,7 +2440,7 @@
                 <w:noProof/>
                 <w:webHidden/>
               </w:rPr>
-              <w:instrText xml:space="preserve"> PAGEREF _Toc227593326 \h </w:instrText>
+              <w:instrText xml:space="preserve"> PAGEREF _Toc227596705 \h </w:instrText>
             </w:r>
             <w:r>
               <w:rPr>
@@ -2362,7 +2487,7 @@
               <w14:ligatures w14:val="standardContextual"/>
             </w:rPr>
           </w:pPr>
-          <w:hyperlink w:anchor="_Toc227593327" w:history="1">
+          <w:hyperlink w:anchor="_Toc227596706" w:history="1">
             <w:r>
               <w:rPr>
                 <w:rStyle w:val="Hyperlink"/>
@@ -2409,7 +2534,7 @@
                 <w:noProof/>
                 <w:webHidden/>
               </w:rPr>
-              <w:instrText xml:space="preserve"> PAGEREF _Toc227593327 \h </w:instrText>
+              <w:instrText xml:space="preserve"> PAGEREF _Toc227596706 \h </w:instrText>
             </w:r>
             <w:r>
               <w:rPr>
@@ -2456,7 +2581,7 @@
               <w14:ligatures w14:val="standardContextual"/>
             </w:rPr>
           </w:pPr>
-          <w:hyperlink w:anchor="_Toc227593328" w:history="1">
+          <w:hyperlink w:anchor="_Toc227596707" w:history="1">
             <w:r>
               <w:rPr>
                 <w:rStyle w:val="Hyperlink"/>
@@ -2503,7 +2628,7 @@
                 <w:noProof/>
                 <w:webHidden/>
               </w:rPr>
-              <w:instrText xml:space="preserve"> PAGEREF _Toc227593328 \h </w:instrText>
+              <w:instrText xml:space="preserve"> PAGEREF _Toc227596707 \h </w:instrText>
             </w:r>
             <w:r>
               <w:rPr>
@@ -2550,7 +2675,7 @@
               <w14:ligatures w14:val="standardContextual"/>
             </w:rPr>
           </w:pPr>
-          <w:hyperlink w:anchor="_Toc227593329" w:history="1">
+          <w:hyperlink w:anchor="_Toc227596708" w:history="1">
             <w:r>
               <w:rPr>
                 <w:rStyle w:val="Hyperlink"/>
@@ -2599,7 +2724,7 @@
                 <w:noProof/>
                 <w:webHidden/>
               </w:rPr>
-              <w:instrText xml:space="preserve"> PAGEREF _Toc227593329 \h </w:instrText>
+              <w:instrText xml:space="preserve"> PAGEREF _Toc227596708 \h </w:instrText>
             </w:r>
             <w:r>
               <w:rPr>
@@ -2646,7 +2771,7 @@
               <w14:ligatures w14:val="standardContextual"/>
             </w:rPr>
           </w:pPr>
-          <w:hyperlink w:anchor="_Toc227593330" w:history="1">
+          <w:hyperlink w:anchor="_Toc227596709" w:history="1">
             <w:r>
               <w:rPr>
                 <w:rStyle w:val="Hyperlink"/>
@@ -2695,7 +2820,7 @@
                 <w:noProof/>
                 <w:webHidden/>
               </w:rPr>
-              <w:instrText xml:space="preserve"> PAGEREF _Toc227593330 \h </w:instrText>
+              <w:instrText xml:space="preserve"> PAGEREF _Toc227596709 \h </w:instrText>
             </w:r>
             <w:r>
               <w:rPr>
@@ -2742,7 +2867,7 @@
               <w14:ligatures w14:val="standardContextual"/>
             </w:rPr>
           </w:pPr>
-          <w:hyperlink w:anchor="_Toc227593331" w:history="1">
+          <w:hyperlink w:anchor="_Toc227596710" w:history="1">
             <w:r>
               <w:rPr>
                 <w:rStyle w:val="Hyperlink"/>
@@ -2789,7 +2914,7 @@
                 <w:noProof/>
                 <w:webHidden/>
               </w:rPr>
-              <w:instrText xml:space="preserve"> PAGEREF _Toc227593331 \h </w:instrText>
+              <w:instrText xml:space="preserve"> PAGEREF _Toc227596710 \h </w:instrText>
             </w:r>
             <w:r>
               <w:rPr>
@@ -2836,7 +2961,7 @@
               <w14:ligatures w14:val="standardContextual"/>
             </w:rPr>
           </w:pPr>
-          <w:hyperlink w:anchor="_Toc227593332" w:history="1">
+          <w:hyperlink w:anchor="_Toc227596711" w:history="1">
             <w:r>
               <w:rPr>
                 <w:rStyle w:val="Hyperlink"/>
@@ -2885,7 +3010,7 @@
                 <w:noProof/>
                 <w:webHidden/>
               </w:rPr>
-              <w:instrText xml:space="preserve"> PAGEREF _Toc227593332 \h </w:instrText>
+              <w:instrText xml:space="preserve"> PAGEREF _Toc227596711 \h </w:instrText>
             </w:r>
             <w:r>
               <w:rPr>
@@ -2932,7 +3057,7 @@
               <w14:ligatures w14:val="standardContextual"/>
             </w:rPr>
           </w:pPr>
-          <w:hyperlink w:anchor="_Toc227593333" w:history="1">
+          <w:hyperlink w:anchor="_Toc227596712" w:history="1">
             <w:r>
               <w:rPr>
                 <w:rStyle w:val="Hyperlink"/>
@@ -2981,7 +3106,7 @@
                 <w:noProof/>
                 <w:webHidden/>
               </w:rPr>
-              <w:instrText xml:space="preserve"> PAGEREF _Toc227593333 \h </w:instrText>
+              <w:instrText xml:space="preserve"> PAGEREF _Toc227596712 \h </w:instrText>
             </w:r>
             <w:r>
               <w:rPr>
@@ -3028,7 +3153,7 @@
               <w14:ligatures w14:val="standardContextual"/>
             </w:rPr>
           </w:pPr>
-          <w:hyperlink w:anchor="_Toc227593334" w:history="1">
+          <w:hyperlink w:anchor="_Toc227596713" w:history="1">
             <w:r>
               <w:rPr>
                 <w:rStyle w:val="Hyperlink"/>
@@ -3077,7 +3202,7 @@
                 <w:noProof/>
                 <w:webHidden/>
               </w:rPr>
-              <w:instrText xml:space="preserve"> PAGEREF _Toc227593334 \h </w:instrText>
+              <w:instrText xml:space="preserve"> PAGEREF _Toc227596713 \h </w:instrText>
             </w:r>
             <w:r>
               <w:rPr>
@@ -3124,7 +3249,7 @@
               <w14:ligatures w14:val="standardContextual"/>
             </w:rPr>
           </w:pPr>
-          <w:hyperlink w:anchor="_Toc227593335" w:history="1">
+          <w:hyperlink w:anchor="_Toc227596714" w:history="1">
             <w:r>
               <w:rPr>
                 <w:rStyle w:val="Hyperlink"/>
@@ -3173,7 +3298,7 @@
                 <w:noProof/>
                 <w:webHidden/>
               </w:rPr>
-              <w:instrText xml:space="preserve"> PAGEREF _Toc227593335 \h </w:instrText>
+              <w:instrText xml:space="preserve"> PAGEREF _Toc227596714 \h </w:instrText>
             </w:r>
             <w:r>
               <w:rPr>
@@ -3220,7 +3345,7 @@
               <w14:ligatures w14:val="standardContextual"/>
             </w:rPr>
           </w:pPr>
-          <w:hyperlink w:anchor="_Toc227593336" w:history="1">
+          <w:hyperlink w:anchor="_Toc227596715" w:history="1">
             <w:r>
               <w:rPr>
                 <w:rStyle w:val="Hyperlink"/>
@@ -3269,7 +3394,7 @@
                 <w:noProof/>
                 <w:webHidden/>
               </w:rPr>
-              <w:instrText xml:space="preserve"> PAGEREF _Toc227593336 \h </w:instrText>
+              <w:instrText xml:space="preserve"> PAGEREF _Toc227596715 \h </w:instrText>
             </w:r>
             <w:r>
               <w:rPr>
@@ -3316,7 +3441,7 @@
               <w14:ligatures w14:val="standardContextual"/>
             </w:rPr>
           </w:pPr>
-          <w:hyperlink w:anchor="_Toc227593337" w:history="1">
+          <w:hyperlink w:anchor="_Toc227596716" w:history="1">
             <w:r>
               <w:rPr>
                 <w:rStyle w:val="Hyperlink"/>
@@ -3365,7 +3490,7 @@
                 <w:noProof/>
                 <w:webHidden/>
               </w:rPr>
-              <w:instrText xml:space="preserve"> PAGEREF _Toc227593337 \h </w:instrText>
+              <w:instrText xml:space="preserve"> PAGEREF _Toc227596716 \h </w:instrText>
             </w:r>
             <w:r>
               <w:rPr>
@@ -3412,7 +3537,7 @@
               <w14:ligatures w14:val="standardContextual"/>
             </w:rPr>
           </w:pPr>
-          <w:hyperlink w:anchor="_Toc227593338" w:history="1">
+          <w:hyperlink w:anchor="_Toc227596717" w:history="1">
             <w:r>
               <w:rPr>
                 <w:rStyle w:val="Hyperlink"/>
@@ -3461,7 +3586,7 @@
                 <w:noProof/>
                 <w:webHidden/>
               </w:rPr>
-              <w:instrText xml:space="preserve"> PAGEREF _Toc227593338 \h </w:instrText>
+              <w:instrText xml:space="preserve"> PAGEREF _Toc227596717 \h </w:instrText>
             </w:r>
             <w:r>
               <w:rPr>
@@ -3508,7 +3633,7 @@
               <w14:ligatures w14:val="standardContextual"/>
             </w:rPr>
           </w:pPr>
-          <w:hyperlink w:anchor="_Toc227593339" w:history="1">
+          <w:hyperlink w:anchor="_Toc227596718" w:history="1">
             <w:r>
               <w:rPr>
                 <w:rStyle w:val="Hyperlink"/>
@@ -3557,7 +3682,7 @@
                 <w:noProof/>
                 <w:webHidden/>
               </w:rPr>
-              <w:instrText xml:space="preserve"> PAGEREF _Toc227593339 \h </w:instrText>
+              <w:instrText xml:space="preserve"> PAGEREF _Toc227596718 \h </w:instrText>
             </w:r>
             <w:r>
               <w:rPr>
@@ -3604,7 +3729,7 @@
               <w14:ligatures w14:val="standardContextual"/>
             </w:rPr>
           </w:pPr>
-          <w:hyperlink w:anchor="_Toc227593340" w:history="1">
+          <w:hyperlink w:anchor="_Toc227596719" w:history="1">
             <w:r>
               <w:rPr>
                 <w:rStyle w:val="Hyperlink"/>
@@ -3653,7 +3778,7 @@
                 <w:noProof/>
                 <w:webHidden/>
               </w:rPr>
-              <w:instrText xml:space="preserve"> PAGEREF _Toc227593340 \h </w:instrText>
+              <w:instrText xml:space="preserve"> PAGEREF _Toc227596719 \h </w:instrText>
             </w:r>
             <w:r>
               <w:rPr>
@@ -3700,7 +3825,7 @@
               <w14:ligatures w14:val="standardContextual"/>
             </w:rPr>
           </w:pPr>
-          <w:hyperlink w:anchor="_Toc227593341" w:history="1">
+          <w:hyperlink w:anchor="_Toc227596720" w:history="1">
             <w:r>
               <w:rPr>
                 <w:rStyle w:val="Hyperlink"/>
@@ -3749,7 +3874,7 @@
                 <w:noProof/>
                 <w:webHidden/>
               </w:rPr>
-              <w:instrText xml:space="preserve"> PAGEREF _Toc227593341 \h </w:instrText>
+              <w:instrText xml:space="preserve"> PAGEREF _Toc227596720 \h </w:instrText>
             </w:r>
             <w:r>
               <w:rPr>
@@ -3796,7 +3921,7 @@
               <w14:ligatures w14:val="standardContextual"/>
             </w:rPr>
           </w:pPr>
-          <w:hyperlink w:anchor="_Toc227593342" w:history="1">
+          <w:hyperlink w:anchor="_Toc227596721" w:history="1">
             <w:r>
               <w:rPr>
                 <w:rStyle w:val="Hyperlink"/>
@@ -3845,7 +3970,7 @@
                 <w:noProof/>
                 <w:webHidden/>
               </w:rPr>
-              <w:instrText xml:space="preserve"> PAGEREF _Toc227593342 \h </w:instrText>
+              <w:instrText xml:space="preserve"> PAGEREF _Toc227596721 \h </w:instrText>
             </w:r>
             <w:r>
               <w:rPr>
@@ -3892,7 +4017,7 @@
               <w14:ligatures w14:val="standardContextual"/>
             </w:rPr>
           </w:pPr>
-          <w:hyperlink w:anchor="_Toc227593343" w:history="1">
+          <w:hyperlink w:anchor="_Toc227596722" w:history="1">
             <w:r>
               <w:rPr>
                 <w:rStyle w:val="Hyperlink"/>
@@ -3941,7 +4066,7 @@
                 <w:noProof/>
                 <w:webHidden/>
               </w:rPr>
-              <w:instrText xml:space="preserve"> PAGEREF _Toc227593343 \h </w:instrText>
+              <w:instrText xml:space="preserve"> PAGEREF _Toc227596722 \h </w:instrText>
             </w:r>
             <w:r>
               <w:rPr>
@@ -3988,7 +4113,7 @@
               <w14:ligatures w14:val="standardContextual"/>
             </w:rPr>
           </w:pPr>
-          <w:hyperlink w:anchor="_Toc227593344" w:history="1">
+          <w:hyperlink w:anchor="_Toc227596723" w:history="1">
             <w:r>
               <w:rPr>
                 <w:rStyle w:val="Hyperlink"/>
@@ -4037,7 +4162,7 @@
                 <w:noProof/>
                 <w:webHidden/>
               </w:rPr>
-              <w:instrText xml:space="preserve"> PAGEREF _Toc227593344 \h </w:instrText>
+              <w:instrText xml:space="preserve"> PAGEREF _Toc227596723 \h </w:instrText>
             </w:r>
             <w:r>
               <w:rPr>
@@ -4084,7 +4209,7 @@
               <w14:ligatures w14:val="standardContextual"/>
             </w:rPr>
           </w:pPr>
-          <w:hyperlink w:anchor="_Toc227593345" w:history="1">
+          <w:hyperlink w:anchor="_Toc227596724" w:history="1">
             <w:r>
               <w:rPr>
                 <w:rStyle w:val="Hyperlink"/>
@@ -4133,7 +4258,7 @@
                 <w:noProof/>
                 <w:webHidden/>
               </w:rPr>
-              <w:instrText xml:space="preserve"> PAGEREF _Toc227593345 \h </w:instrText>
+              <w:instrText xml:space="preserve"> PAGEREF _Toc227596724 \h </w:instrText>
             </w:r>
             <w:r>
               <w:rPr>
@@ -4180,7 +4305,7 @@
               <w14:ligatures w14:val="standardContextual"/>
             </w:rPr>
           </w:pPr>
-          <w:hyperlink w:anchor="_Toc227593346" w:history="1">
+          <w:hyperlink w:anchor="_Toc227596725" w:history="1">
             <w:r>
               <w:rPr>
                 <w:rStyle w:val="Hyperlink"/>
@@ -4229,7 +4354,7 @@
                 <w:noProof/>
                 <w:webHidden/>
               </w:rPr>
-              <w:instrText xml:space="preserve"> PAGEREF _Toc227593346 \h </w:instrText>
+              <w:instrText xml:space="preserve"> PAGEREF _Toc227596725 \h </w:instrText>
             </w:r>
             <w:r>
               <w:rPr>
@@ -4276,7 +4401,7 @@
               <w14:ligatures w14:val="standardContextual"/>
             </w:rPr>
           </w:pPr>
-          <w:hyperlink w:anchor="_Toc227593347" w:history="1">
+          <w:hyperlink w:anchor="_Toc227596726" w:history="1">
             <w:r>
               <w:rPr>
                 <w:rStyle w:val="Hyperlink"/>
@@ -4325,7 +4450,7 @@
                 <w:noProof/>
                 <w:webHidden/>
               </w:rPr>
-              <w:instrText xml:space="preserve"> PAGEREF _Toc227593347 \h </w:instrText>
+              <w:instrText xml:space="preserve"> PAGEREF _Toc227596726 \h </w:instrText>
             </w:r>
             <w:r>
               <w:rPr>
@@ -4372,7 +4497,7 @@
               <w14:ligatures w14:val="standardContextual"/>
             </w:rPr>
           </w:pPr>
-          <w:hyperlink w:anchor="_Toc227593348" w:history="1">
+          <w:hyperlink w:anchor="_Toc227596727" w:history="1">
             <w:r>
               <w:rPr>
                 <w:rStyle w:val="Hyperlink"/>
@@ -4421,7 +4546,7 @@
                 <w:noProof/>
                 <w:webHidden/>
               </w:rPr>
-              <w:instrText xml:space="preserve"> PAGEREF _Toc227593348 \h </w:instrText>
+              <w:instrText xml:space="preserve"> PAGEREF _Toc227596727 \h </w:instrText>
             </w:r>
             <w:r>
               <w:rPr>
@@ -4468,7 +4593,7 @@
               <w14:ligatures w14:val="standardContextual"/>
             </w:rPr>
           </w:pPr>
-          <w:hyperlink w:anchor="_Toc227593349" w:history="1">
+          <w:hyperlink w:anchor="_Toc227596728" w:history="1">
             <w:r>
               <w:rPr>
                 <w:rStyle w:val="Hyperlink"/>
@@ -4517,7 +4642,7 @@
                 <w:noProof/>
                 <w:webHidden/>
               </w:rPr>
-              <w:instrText xml:space="preserve"> PAGEREF _Toc227593349 \h </w:instrText>
+              <w:instrText xml:space="preserve"> PAGEREF _Toc227596728 \h </w:instrText>
             </w:r>
             <w:r>
               <w:rPr>
@@ -4564,7 +4689,7 @@
               <w14:ligatures w14:val="standardContextual"/>
             </w:rPr>
           </w:pPr>
-          <w:hyperlink w:anchor="_Toc227593350" w:history="1">
+          <w:hyperlink w:anchor="_Toc227596729" w:history="1">
             <w:r>
               <w:rPr>
                 <w:rStyle w:val="Hyperlink"/>
@@ -4613,7 +4738,7 @@
                 <w:noProof/>
                 <w:webHidden/>
               </w:rPr>
-              <w:instrText xml:space="preserve"> PAGEREF _Toc227593350 \h </w:instrText>
+              <w:instrText xml:space="preserve"> PAGEREF _Toc227596729 \h </w:instrText>
             </w:r>
             <w:r>
               <w:rPr>
@@ -4660,7 +4785,7 @@
               <w14:ligatures w14:val="standardContextual"/>
             </w:rPr>
           </w:pPr>
-          <w:hyperlink w:anchor="_Toc227593351" w:history="1">
+          <w:hyperlink w:anchor="_Toc227596730" w:history="1">
             <w:r>
               <w:rPr>
                 <w:rStyle w:val="Hyperlink"/>
@@ -4709,7 +4834,7 @@
                 <w:noProof/>
                 <w:webHidden/>
               </w:rPr>
-              <w:instrText xml:space="preserve"> PAGEREF _Toc227593351 \h </w:instrText>
+              <w:instrText xml:space="preserve"> PAGEREF _Toc227596730 \h </w:instrText>
             </w:r>
             <w:r>
               <w:rPr>
@@ -4756,7 +4881,7 @@
               <w14:ligatures w14:val="standardContextual"/>
             </w:rPr>
           </w:pPr>
-          <w:hyperlink w:anchor="_Toc227593352" w:history="1">
+          <w:hyperlink w:anchor="_Toc227596731" w:history="1">
             <w:r>
               <w:rPr>
                 <w:rStyle w:val="Hyperlink"/>
@@ -4805,7 +4930,7 @@
                 <w:noProof/>
                 <w:webHidden/>
               </w:rPr>
-              <w:instrText xml:space="preserve"> PAGEREF _Toc227593352 \h </w:instrText>
+              <w:instrText xml:space="preserve"> PAGEREF _Toc227596731 \h </w:instrText>
             </w:r>
             <w:r>
               <w:rPr>
@@ -4852,7 +4977,7 @@
               <w14:ligatures w14:val="standardContextual"/>
             </w:rPr>
           </w:pPr>
-          <w:hyperlink w:anchor="_Toc227593353" w:history="1">
+          <w:hyperlink w:anchor="_Toc227596732" w:history="1">
             <w:r>
               <w:rPr>
                 <w:rStyle w:val="Hyperlink"/>
@@ -4901,7 +5026,7 @@
                 <w:noProof/>
                 <w:webHidden/>
               </w:rPr>
-              <w:instrText xml:space="preserve"> PAGEREF _Toc227593353 \h </w:instrText>
+              <w:instrText xml:space="preserve"> PAGEREF _Toc227596732 \h </w:instrText>
             </w:r>
             <w:r>
               <w:rPr>
@@ -4948,7 +5073,7 @@
               <w14:ligatures w14:val="standardContextual"/>
             </w:rPr>
           </w:pPr>
-          <w:hyperlink w:anchor="_Toc227593354" w:history="1">
+          <w:hyperlink w:anchor="_Toc227596733" w:history="1">
             <w:r>
               <w:rPr>
                 <w:rStyle w:val="Hyperlink"/>
@@ -4997,7 +5122,7 @@
                 <w:noProof/>
                 <w:webHidden/>
               </w:rPr>
-              <w:instrText xml:space="preserve"> PAGEREF _Toc227593354 \h </w:instrText>
+              <w:instrText xml:space="preserve"> PAGEREF _Toc227596733 \h </w:instrText>
             </w:r>
             <w:r>
               <w:rPr>
@@ -5044,13 +5169,12 @@
               <w14:ligatures w14:val="standardContextual"/>
             </w:rPr>
           </w:pPr>
-          <w:hyperlink w:anchor="_Toc227593355" w:history="1">
+          <w:hyperlink w:anchor="_Toc227596734" w:history="1">
             <w:r>
               <w:rPr>
                 <w:rStyle w:val="Hyperlink"/>
                 <w:rFonts w:ascii="Garamond" w:hAnsi="Garamond"/>
                 <w:noProof/>
-                <w:lang w:val="en-GB"/>
               </w:rPr>
               <w:t>7.</w:t>
             </w:r>
@@ -5070,7 +5194,6 @@
                 <w:rStyle w:val="Hyperlink"/>
                 <w:rFonts w:ascii="Garamond" w:hAnsi="Garamond"/>
                 <w:noProof/>
-                <w:lang w:val="en-GB"/>
               </w:rPr>
               <w:t>Project Conclusion</w:t>
             </w:r>
@@ -5093,7 +5216,7 @@
                 <w:noProof/>
                 <w:webHidden/>
               </w:rPr>
-              <w:instrText xml:space="preserve"> PAGEREF _Toc227593355 \h </w:instrText>
+              <w:instrText xml:space="preserve"> PAGEREF _Toc227596734 \h </w:instrText>
             </w:r>
             <w:r>
               <w:rPr>
@@ -5140,7 +5263,7 @@
               <w14:ligatures w14:val="standardContextual"/>
             </w:rPr>
           </w:pPr>
-          <w:hyperlink w:anchor="_Toc227593356" w:history="1">
+          <w:hyperlink w:anchor="_Toc227596735" w:history="1">
             <w:r>
               <w:rPr>
                 <w:rStyle w:val="Hyperlink"/>
@@ -5148,7 +5271,7 @@
                 <w:noProof/>
                 <w:lang w:val="en-GB"/>
               </w:rPr>
-              <w:t>7.1.</w:t>
+              <w:t xml:space="preserve">7.1. </w:t>
             </w:r>
             <w:r>
               <w:rPr>
@@ -5168,7 +5291,7 @@
                 <w:noProof/>
                 <w:lang w:val="en-GB"/>
               </w:rPr>
-              <w:t>Limitations</w:t>
+              <w:t>Conclusion</w:t>
             </w:r>
             <w:r>
               <w:rPr>
@@ -5189,7 +5312,7 @@
                 <w:noProof/>
                 <w:webHidden/>
               </w:rPr>
-              <w:instrText xml:space="preserve"> PAGEREF _Toc227593356 \h </w:instrText>
+              <w:instrText xml:space="preserve"> PAGEREF _Toc227596735 \h </w:instrText>
             </w:r>
             <w:r>
               <w:rPr>
@@ -5209,7 +5332,7 @@
                 <w:noProof/>
                 <w:webHidden/>
               </w:rPr>
-              <w:t>24</w:t>
+              <w:t>23</w:t>
             </w:r>
             <w:r>
               <w:rPr>
@@ -5236,7 +5359,7 @@
               <w14:ligatures w14:val="standardContextual"/>
             </w:rPr>
           </w:pPr>
-          <w:hyperlink w:anchor="_Toc227593357" w:history="1">
+          <w:hyperlink w:anchor="_Toc227596736" w:history="1">
             <w:r>
               <w:rPr>
                 <w:rStyle w:val="Hyperlink"/>
@@ -5264,6 +5387,102 @@
                 <w:noProof/>
                 <w:lang w:val="en-GB"/>
               </w:rPr>
+              <w:t>Limitations</w:t>
+            </w:r>
+            <w:r>
+              <w:rPr>
+                <w:noProof/>
+                <w:webHidden/>
+              </w:rPr>
+              <w:tab/>
+            </w:r>
+            <w:r>
+              <w:rPr>
+                <w:noProof/>
+                <w:webHidden/>
+              </w:rPr>
+              <w:fldChar w:fldCharType="begin"/>
+            </w:r>
+            <w:r>
+              <w:rPr>
+                <w:noProof/>
+                <w:webHidden/>
+              </w:rPr>
+              <w:instrText xml:space="preserve"> PAGEREF _Toc227596736 \h </w:instrText>
+            </w:r>
+            <w:r>
+              <w:rPr>
+                <w:noProof/>
+                <w:webHidden/>
+              </w:rPr>
+            </w:r>
+            <w:r>
+              <w:rPr>
+                <w:noProof/>
+                <w:webHidden/>
+              </w:rPr>
+              <w:fldChar w:fldCharType="separate"/>
+            </w:r>
+            <w:r>
+              <w:rPr>
+                <w:noProof/>
+                <w:webHidden/>
+              </w:rPr>
+              <w:t>24</w:t>
+            </w:r>
+            <w:r>
+              <w:rPr>
+                <w:noProof/>
+                <w:webHidden/>
+              </w:rPr>
+              <w:fldChar w:fldCharType="end"/>
+            </w:r>
+          </w:hyperlink>
+        </w:p>
+        <w:p>
+          <w:pPr>
+            <w:pStyle w:val="TOC2"/>
+            <w:tabs>
+              <w:tab w:val="left" w:pos="960"/>
+              <w:tab w:val="right" w:leader="dot" w:pos="9016"/>
+            </w:tabs>
+            <w:rPr>
+              <w:noProof/>
+              <w:kern w:val="2"/>
+              <w:sz w:val="24"/>
+              <w:szCs w:val="24"/>
+              <w:lang w:val="en-GB" w:eastAsia="en-GB"/>
+              <w14:ligatures w14:val="standardContextual"/>
+            </w:rPr>
+          </w:pPr>
+          <w:hyperlink w:anchor="_Toc227596737" w:history="1">
+            <w:r>
+              <w:rPr>
+                <w:rStyle w:val="Hyperlink"/>
+                <w:rFonts w:ascii="Garamond" w:hAnsi="Garamond"/>
+                <w:noProof/>
+                <w:lang w:val="en-GB"/>
+              </w:rPr>
+              <w:t>7.3.</w:t>
+            </w:r>
+            <w:r>
+              <w:rPr>
+                <w:noProof/>
+                <w:kern w:val="2"/>
+                <w:sz w:val="24"/>
+                <w:szCs w:val="24"/>
+                <w:lang w:val="en-GB" w:eastAsia="en-GB"/>
+                <w14:ligatures w14:val="standardContextual"/>
+              </w:rPr>
+              <w:tab/>
+            </w:r>
+            <w:r>
+              <w:rPr>
+                <w:rStyle w:val="Hyperlink"/>
+                <w:rFonts w:ascii="Garamond" w:hAnsi="Garamond"/>
+                <w:noProof/>
+                <w:lang w:val="en-GB"/>
+              </w:rPr>
               <w:t>Future Work</w:t>
             </w:r>
             <w:r>
@@ -5285,7 +5504,7 @@
                 <w:noProof/>
                 <w:webHidden/>
               </w:rPr>
-              <w:instrText xml:space="preserve"> PAGEREF _Toc227593357 \h </w:instrText>
+              <w:instrText xml:space="preserve"> PAGEREF _Toc227596737 \h </w:instrText>
             </w:r>
             <w:r>
               <w:rPr>
@@ -5331,7 +5550,7 @@
               <w14:ligatures w14:val="standardContextual"/>
             </w:rPr>
           </w:pPr>
-          <w:hyperlink w:anchor="_Toc227593358" w:history="1">
+          <w:hyperlink w:anchor="_Toc227596738" w:history="1">
             <w:r>
               <w:rPr>
                 <w:rStyle w:val="Hyperlink"/>
@@ -5359,7 +5578,7 @@
                 <w:noProof/>
                 <w:webHidden/>
               </w:rPr>
-              <w:instrText xml:space="preserve"> PAGEREF _Toc227593358 \h </w:instrText>
+              <w:instrText xml:space="preserve"> PAGEREF _Toc227596738 \h </w:instrText>
             </w:r>
             <w:r>
               <w:rPr>
@@ -5405,7 +5624,7 @@
               <w14:ligatures w14:val="standardContextual"/>
             </w:rPr>
           </w:pPr>
-          <w:hyperlink w:anchor="_Toc227593359" w:history="1">
+          <w:hyperlink w:anchor="_Toc227596739" w:history="1">
             <w:r>
               <w:rPr>
                 <w:rStyle w:val="Hyperlink"/>
@@ -5433,7 +5652,7 @@
                 <w:noProof/>
                 <w:webHidden/>
               </w:rPr>
-              <w:instrText xml:space="preserve"> PAGEREF _Toc227593359 \h </w:instrText>
+              <w:instrText xml:space="preserve"> PAGEREF _Toc227596739 \h </w:instrText>
             </w:r>
             <w:r>
               <w:rPr>
@@ -5479,7 +5698,7 @@
               <w14:ligatures w14:val="standardContextual"/>
             </w:rPr>
           </w:pPr>
-          <w:hyperlink w:anchor="_Toc227593360" w:history="1">
+          <w:hyperlink w:anchor="_Toc227596740" w:history="1">
             <w:r>
               <w:rPr>
                 <w:rStyle w:val="Hyperlink"/>
@@ -5507,7 +5726,7 @@
                 <w:noProof/>
                 <w:webHidden/>
               </w:rPr>
-              <w:instrText xml:space="preserve"> PAGEREF _Toc227593360 \h </w:instrText>
+              <w:instrText xml:space="preserve"> PAGEREF _Toc227596740 \h </w:instrText>
             </w:r>
             <w:r>
               <w:rPr>
@@ -5714,14 +5933,7 @@
             <w:rFonts w:ascii="Garamond" w:hAnsi="Garamond"/>
             <w:szCs w:val="22"/>
           </w:rPr>
-          <w:t xml:space="preserve"> </w:t>
-        </w:r>
-        <w:r>
-          <w:rPr>
-            <w:rFonts w:ascii="Garamond" w:hAnsi="Garamond"/>
-            <w:szCs w:val="22"/>
-          </w:rPr>
-          <w:t>Correct serial port selected &amp; upload log successfully uploaded</w:t>
+          <w:t xml:space="preserve"> Correct serial port selected &amp; upload log successfully uploaded</w:t>
         </w:r>
         <w:r>
           <w:rPr>
@@ -5776,25 +5988,7 @@
             <w:noProof/>
             <w:szCs w:val="22"/>
           </w:rPr>
-          <w:t xml:space="preserve">Figure </w:t>
-        </w:r>
-        <w:r>
-          <w:rPr>
-            <w:rStyle w:val="Hyperlink"/>
-            <w:rFonts w:ascii="Garamond" w:hAnsi="Garamond"/>
-            <w:noProof/>
-            <w:szCs w:val="22"/>
-          </w:rPr>
-          <w:t>3</w:t>
-        </w:r>
-        <w:r>
-          <w:rPr>
-            <w:rStyle w:val="Hyperlink"/>
-            <w:rFonts w:ascii="Garamond" w:hAnsi="Garamond"/>
-            <w:noProof/>
-            <w:szCs w:val="22"/>
-          </w:rPr>
-          <w:t xml:space="preserve"> </w:t>
+          <w:t xml:space="preserve">Figure 3 </w:t>
         </w:r>
         <w:r>
           <w:rPr>
@@ -5842,25 +6036,7 @@
             <w:noProof/>
             <w:szCs w:val="22"/>
           </w:rPr>
-          <w:t xml:space="preserve">Figure </w:t>
-        </w:r>
-        <w:r>
-          <w:rPr>
-            <w:rStyle w:val="Hyperlink"/>
-            <w:rFonts w:ascii="Garamond" w:hAnsi="Garamond"/>
-            <w:noProof/>
-            <w:szCs w:val="22"/>
-          </w:rPr>
-          <w:t>4</w:t>
-        </w:r>
-        <w:r>
-          <w:rPr>
-            <w:rStyle w:val="Hyperlink"/>
-            <w:rFonts w:ascii="Garamond" w:hAnsi="Garamond"/>
-            <w:noProof/>
-            <w:szCs w:val="22"/>
-          </w:rPr>
-          <w:t xml:space="preserve"> </w:t>
+          <w:t xml:space="preserve">Figure 4 </w:t>
         </w:r>
         <w:r>
           <w:rPr>
@@ -5914,30 +6090,14 @@
             <w:noProof/>
             <w:szCs w:val="22"/>
           </w:rPr>
-          <w:t xml:space="preserve">Figure </w:t>
-        </w:r>
-        <w:r>
-          <w:rPr>
-            <w:rStyle w:val="Hyperlink"/>
-            <w:rFonts w:ascii="Garamond" w:hAnsi="Garamond"/>
-            <w:noProof/>
-            <w:szCs w:val="22"/>
-          </w:rPr>
-          <w:t>5</w:t>
+          <w:t>Figure 5</w:t>
         </w:r>
         <w:r>
           <w:rPr>
             <w:rFonts w:ascii="Garamond" w:hAnsi="Garamond"/>
             <w:szCs w:val="22"/>
           </w:rPr>
-          <w:t xml:space="preserve"> </w:t>
-        </w:r>
-        <w:r>
-          <w:rPr>
-            <w:rFonts w:ascii="Garamond" w:hAnsi="Garamond"/>
-            <w:szCs w:val="22"/>
-          </w:rPr>
-          <w:t>Received garbled output from GPS module</w:t>
+          <w:t xml:space="preserve"> Received garbled output from GPS module</w:t>
         </w:r>
         <w:r>
           <w:rPr>
@@ -5979,25 +6139,7 @@
             <w:noProof/>
             <w:szCs w:val="22"/>
           </w:rPr>
-          <w:t xml:space="preserve">Figure </w:t>
-        </w:r>
-        <w:r>
-          <w:rPr>
-            <w:rStyle w:val="Hyperlink"/>
-            <w:rFonts w:ascii="Garamond" w:hAnsi="Garamond"/>
-            <w:noProof/>
-            <w:szCs w:val="22"/>
-          </w:rPr>
-          <w:t>6</w:t>
-        </w:r>
-        <w:r>
-          <w:rPr>
-            <w:rStyle w:val="Hyperlink"/>
-            <w:rFonts w:ascii="Garamond" w:hAnsi="Garamond"/>
-            <w:noProof/>
-            <w:szCs w:val="22"/>
-          </w:rPr>
-          <w:t xml:space="preserve"> </w:t>
+          <w:t xml:space="preserve">Figure 6 </w:t>
         </w:r>
         <w:r>
           <w:rPr>
@@ -6051,25 +6193,7 @@
             <w:noProof/>
             <w:szCs w:val="22"/>
           </w:rPr>
-          <w:t xml:space="preserve">Figure </w:t>
-        </w:r>
-        <w:r>
-          <w:rPr>
-            <w:rStyle w:val="Hyperlink"/>
-            <w:rFonts w:ascii="Garamond" w:hAnsi="Garamond"/>
-            <w:noProof/>
-            <w:szCs w:val="22"/>
-          </w:rPr>
-          <w:t>7</w:t>
-        </w:r>
-        <w:r>
-          <w:rPr>
-            <w:rStyle w:val="Hyperlink"/>
-            <w:rFonts w:ascii="Garamond" w:hAnsi="Garamond"/>
-            <w:noProof/>
-            <w:szCs w:val="22"/>
-          </w:rPr>
-          <w:t xml:space="preserve"> </w:t>
+          <w:t xml:space="preserve">Figure 7 </w:t>
         </w:r>
         <w:r>
           <w:rPr>
@@ -6118,30 +6242,14 @@
             <w:noProof/>
             <w:szCs w:val="22"/>
           </w:rPr>
-          <w:t xml:space="preserve">Figure </w:t>
-        </w:r>
-        <w:r>
-          <w:rPr>
-            <w:rStyle w:val="Hyperlink"/>
-            <w:rFonts w:ascii="Garamond" w:hAnsi="Garamond"/>
-            <w:noProof/>
-            <w:szCs w:val="22"/>
-          </w:rPr>
-          <w:t>8</w:t>
+          <w:t>Figure 8</w:t>
         </w:r>
         <w:r>
           <w:rPr>
             <w:rFonts w:ascii="Garamond" w:hAnsi="Garamond"/>
             <w:szCs w:val="22"/>
           </w:rPr>
-          <w:t xml:space="preserve"> </w:t>
-        </w:r>
-        <w:r>
-          <w:rPr>
-            <w:rFonts w:ascii="Garamond" w:hAnsi="Garamond"/>
-            <w:szCs w:val="22"/>
-          </w:rPr>
-          <w:t>Output being converted to HEX (left) and then into readable characters</w:t>
+          <w:t xml:space="preserve"> Output being converted to HEX (left) and then into readable characters</w:t>
         </w:r>
         <w:r>
           <w:rPr>
@@ -6191,16 +6299,7 @@
             <w:noProof/>
             <w:szCs w:val="22"/>
           </w:rPr>
-          <w:t xml:space="preserve">Figure </w:t>
-        </w:r>
-        <w:r>
-          <w:rPr>
-            <w:rStyle w:val="Hyperlink"/>
-            <w:rFonts w:ascii="Garamond" w:hAnsi="Garamond"/>
-            <w:noProof/>
-            <w:szCs w:val="22"/>
-          </w:rPr>
-          <w:t>9</w:t>
+          <w:t>Figure 9</w:t>
         </w:r>
         <w:r>
           <w:rPr>
@@ -6249,16 +6348,7 @@
             <w:noProof/>
             <w:szCs w:val="22"/>
           </w:rPr>
-          <w:t xml:space="preserve">Figure </w:t>
-        </w:r>
-        <w:r>
-          <w:rPr>
-            <w:rStyle w:val="Hyperlink"/>
-            <w:rFonts w:ascii="Garamond" w:hAnsi="Garamond"/>
-            <w:noProof/>
-            <w:szCs w:val="22"/>
-          </w:rPr>
-          <w:t>10</w:t>
+          <w:t>Figure 10</w:t>
         </w:r>
         <w:r>
           <w:rPr>
@@ -7714,7 +7804,7 @@
           <w:rFonts w:ascii="Garamond" w:hAnsi="Garamond"/>
         </w:rPr>
       </w:pPr>
-      <w:bookmarkStart w:id="1" w:name="_Toc227593311"/>
+      <w:bookmarkStart w:id="1" w:name="_Toc227596690"/>
       <w:r>
         <w:rPr>
           <w:rFonts w:ascii="Garamond" w:hAnsi="Garamond"/>
@@ -7739,7 +7829,7 @@
         </w:rPr>
       </w:pPr>
       <w:bookmarkStart w:id="2" w:name="_Toc101374242"/>
-      <w:bookmarkStart w:id="3" w:name="_Toc227593312"/>
+      <w:bookmarkStart w:id="3" w:name="_Toc227596691"/>
       <w:r>
         <w:rPr>
           <w:rFonts w:ascii="Garamond" w:hAnsi="Garamond"/>
@@ -7968,7 +8058,7 @@
           <w:rFonts w:ascii="Garamond" w:hAnsi="Garamond"/>
         </w:rPr>
       </w:pPr>
-      <w:bookmarkStart w:id="4" w:name="_Toc227593313"/>
+      <w:bookmarkStart w:id="4" w:name="_Toc227596692"/>
       <w:r>
         <w:rPr>
           <w:rFonts w:ascii="Garamond" w:hAnsi="Garamond"/>
@@ -7986,7 +8076,7 @@
           <w:rFonts w:ascii="Garamond" w:hAnsi="Garamond"/>
         </w:rPr>
       </w:pPr>
-      <w:bookmarkStart w:id="5" w:name="_Toc227593314"/>
+      <w:bookmarkStart w:id="5" w:name="_Toc227596693"/>
       <w:r>
         <w:rPr>
           <w:rStyle w:val="Strong"/>
@@ -8210,7 +8300,7 @@
           <w:rFonts w:ascii="Garamond" w:hAnsi="Garamond"/>
         </w:rPr>
       </w:pPr>
-      <w:bookmarkStart w:id="6" w:name="_Toc227593315"/>
+      <w:bookmarkStart w:id="6" w:name="_Toc227596694"/>
       <w:r>
         <w:rPr>
           <w:rStyle w:val="Strong"/>
@@ -8307,7 +8397,7 @@
           <w:rFonts w:ascii="Garamond" w:hAnsi="Garamond"/>
         </w:rPr>
       </w:pPr>
-      <w:bookmarkStart w:id="7" w:name="_Toc227593316"/>
+      <w:bookmarkStart w:id="7" w:name="_Toc227596695"/>
       <w:r>
         <w:rPr>
           <w:rStyle w:val="Strong"/>
@@ -8421,7 +8511,7 @@
           <w:rFonts w:ascii="Garamond" w:hAnsi="Garamond"/>
         </w:rPr>
       </w:pPr>
-      <w:bookmarkStart w:id="8" w:name="_Toc227593317"/>
+      <w:bookmarkStart w:id="8" w:name="_Toc227596696"/>
       <w:r>
         <w:rPr>
           <w:rStyle w:val="Strong"/>
@@ -8487,7 +8577,7 @@
           <w:rFonts w:ascii="Garamond" w:hAnsi="Garamond"/>
         </w:rPr>
       </w:pPr>
-      <w:bookmarkStart w:id="9" w:name="_Toc227593318"/>
+      <w:bookmarkStart w:id="9" w:name="_Toc227596697"/>
       <w:r>
         <w:rPr>
           <w:rStyle w:val="Strong"/>
@@ -8546,7 +8636,7 @@
           <w:rFonts w:ascii="Garamond" w:hAnsi="Garamond"/>
         </w:rPr>
       </w:pPr>
-      <w:bookmarkStart w:id="10" w:name="_Toc227593319"/>
+      <w:bookmarkStart w:id="10" w:name="_Toc227596698"/>
       <w:r>
         <w:rPr>
           <w:rStyle w:val="Strong"/>
@@ -8629,7 +8719,7 @@
           <w:rFonts w:ascii="Garamond" w:hAnsi="Garamond"/>
         </w:rPr>
       </w:pPr>
-      <w:bookmarkStart w:id="11" w:name="_Toc227593320"/>
+      <w:bookmarkStart w:id="11" w:name="_Toc227596699"/>
       <w:r>
         <w:rPr>
           <w:rFonts w:ascii="Garamond" w:hAnsi="Garamond"/>
@@ -9157,7 +9247,7 @@
           <w:rFonts w:ascii="Garamond" w:hAnsi="Garamond"/>
         </w:rPr>
       </w:pPr>
-      <w:bookmarkStart w:id="12" w:name="_Toc227593321"/>
+      <w:bookmarkStart w:id="12" w:name="_Toc227596700"/>
       <w:r>
         <w:rPr>
           <w:rFonts w:ascii="Garamond" w:hAnsi="Garamond"/>
@@ -9181,7 +9271,7 @@
           <w:rFonts w:ascii="Garamond" w:hAnsi="Garamond"/>
         </w:rPr>
       </w:pPr>
-      <w:bookmarkStart w:id="13" w:name="_Toc227593322"/>
+      <w:bookmarkStart w:id="13" w:name="_Toc227596701"/>
       <w:r>
         <w:rPr>
           <w:rFonts w:ascii="Garamond" w:hAnsi="Garamond"/>
@@ -9894,7 +9984,7 @@
           <w:rFonts w:ascii="Garamond" w:hAnsi="Garamond"/>
         </w:rPr>
       </w:pPr>
-      <w:bookmarkStart w:id="14" w:name="_Toc227593323"/>
+      <w:bookmarkStart w:id="14" w:name="_Toc227596702"/>
       <w:r>
         <w:rPr>
           <w:rFonts w:ascii="Garamond" w:hAnsi="Garamond"/>
@@ -10470,7 +10560,7 @@
           <w:rFonts w:ascii="Garamond" w:hAnsi="Garamond"/>
         </w:rPr>
       </w:pPr>
-      <w:bookmarkStart w:id="15" w:name="_Toc227593324"/>
+      <w:bookmarkStart w:id="15" w:name="_Toc227596703"/>
       <w:r>
         <w:rPr>
           <w:rFonts w:ascii="Garamond" w:hAnsi="Garamond"/>
@@ -10504,7 +10594,7 @@
           <w:lang w:val="en-GB"/>
         </w:rPr>
       </w:pPr>
-      <w:bookmarkStart w:id="16" w:name="_Toc227593325"/>
+      <w:bookmarkStart w:id="16" w:name="_Toc227596704"/>
       <w:r>
         <w:rPr>
           <w:rFonts w:ascii="Garamond" w:hAnsi="Garamond"/>
@@ -10868,7 +10958,7 @@
           <w:rFonts w:ascii="Garamond" w:hAnsi="Garamond"/>
         </w:rPr>
       </w:pPr>
-      <w:bookmarkStart w:id="17" w:name="_Toc227593326"/>
+      <w:bookmarkStart w:id="17" w:name="_Toc227596705"/>
       <w:r>
         <w:rPr>
           <w:rFonts w:ascii="Garamond" w:hAnsi="Garamond"/>
@@ -11031,7 +11121,7 @@
           <w:rFonts w:ascii="Garamond" w:hAnsi="Garamond"/>
         </w:rPr>
       </w:pPr>
-      <w:bookmarkStart w:id="18" w:name="_Toc227593327"/>
+      <w:bookmarkStart w:id="18" w:name="_Toc227596706"/>
       <w:r>
         <w:rPr>
           <w:rFonts w:ascii="Garamond" w:hAnsi="Garamond"/>
@@ -11307,7 +11397,7 @@
           <w:rFonts w:ascii="Garamond" w:hAnsi="Garamond"/>
         </w:rPr>
       </w:pPr>
-      <w:bookmarkStart w:id="19" w:name="_Toc227593328"/>
+      <w:bookmarkStart w:id="19" w:name="_Toc227596707"/>
       <w:r>
         <w:rPr>
           <w:rFonts w:ascii="Garamond" w:hAnsi="Garamond"/>
@@ -11409,7 +11499,7 @@
           <w:lang w:val="en-GB"/>
         </w:rPr>
       </w:pPr>
-      <w:bookmarkStart w:id="20" w:name="_Toc227593329"/>
+      <w:bookmarkStart w:id="20" w:name="_Toc227596708"/>
       <w:r>
         <w:rPr>
           <w:rFonts w:ascii="Garamond" w:hAnsi="Garamond"/>
@@ -11552,7 +11642,7 @@
           <w:lang w:val="en-GB"/>
         </w:rPr>
       </w:pPr>
-      <w:bookmarkStart w:id="21" w:name="_Toc227593330"/>
+      <w:bookmarkStart w:id="21" w:name="_Toc227596709"/>
       <w:r>
         <w:rPr>
           <w:rFonts w:ascii="Garamond" w:hAnsi="Garamond"/>
@@ -11657,7 +11747,7 @@
           <w:rFonts w:ascii="Garamond" w:hAnsi="Garamond"/>
         </w:rPr>
       </w:pPr>
-      <w:bookmarkStart w:id="22" w:name="_Toc227593331"/>
+      <w:bookmarkStart w:id="22" w:name="_Toc227596710"/>
       <w:r>
         <w:rPr>
           <w:rFonts w:ascii="Garamond" w:hAnsi="Garamond"/>
@@ -11680,7 +11770,7 @@
           <w:lang w:val="en-GB"/>
         </w:rPr>
       </w:pPr>
-      <w:bookmarkStart w:id="23" w:name="_Toc227593332"/>
+      <w:bookmarkStart w:id="23" w:name="_Toc227596711"/>
       <w:r>
         <w:rPr>
           <w:rFonts w:ascii="Garamond" w:hAnsi="Garamond"/>
@@ -11885,7 +11975,7 @@
           <w:lang w:val="en-GB"/>
         </w:rPr>
       </w:pPr>
-      <w:bookmarkStart w:id="24" w:name="_Toc227593333"/>
+      <w:bookmarkStart w:id="24" w:name="_Toc227596712"/>
       <w:r>
         <w:rPr>
           <w:rFonts w:ascii="Garamond" w:hAnsi="Garamond"/>
@@ -12053,7 +12143,7 @@
           <w:lang w:val="en-GB"/>
         </w:rPr>
       </w:pPr>
-      <w:bookmarkStart w:id="25" w:name="_Toc227593334"/>
+      <w:bookmarkStart w:id="25" w:name="_Toc227596713"/>
       <w:r>
         <w:rPr>
           <w:rFonts w:ascii="Garamond" w:hAnsi="Garamond"/>
@@ -12222,7 +12312,7 @@
           <w:lang w:val="en-GB"/>
         </w:rPr>
       </w:pPr>
-      <w:bookmarkStart w:id="26" w:name="_Toc227593335"/>
+      <w:bookmarkStart w:id="26" w:name="_Toc227596714"/>
       <w:r>
         <w:rPr>
           <w:rFonts w:ascii="Garamond" w:hAnsi="Garamond"/>
@@ -12257,7 +12347,7 @@
           <w:lang w:val="en-GB"/>
         </w:rPr>
       </w:pPr>
-      <w:bookmarkStart w:id="27" w:name="_Toc227593336"/>
+      <w:bookmarkStart w:id="27" w:name="_Toc227596715"/>
       <w:r>
         <w:rPr>
           <w:rFonts w:ascii="Garamond" w:hAnsi="Garamond"/>
@@ -12324,27 +12414,7 @@
           <w:szCs w:val="24"/>
           <w:lang w:val="en-GB"/>
         </w:rPr>
-        <w:t xml:space="preserve"> incrementally using the ESP32-2432S028R development board, the AT-09 Bluetooth 4.0 module, and the u-</w:t>
-      </w:r>
-      <w:proofErr w:type="spellStart"/>
-      <w:r>
-        <w:rPr>
-          <w:rFonts w:ascii="Garamond" w:hAnsi="Garamond"/>
-          <w:sz w:val="24"/>
-          <w:szCs w:val="24"/>
-          <w:lang w:val="en-GB"/>
-        </w:rPr>
-        <w:t>blox</w:t>
-      </w:r>
-      <w:proofErr w:type="spellEnd"/>
-      <w:r>
-        <w:rPr>
-          <w:rFonts w:ascii="Garamond" w:hAnsi="Garamond"/>
-          <w:sz w:val="24"/>
-          <w:szCs w:val="24"/>
-          <w:lang w:val="en-GB"/>
-        </w:rPr>
-        <w:t xml:space="preserve"> NEO-8M GPS module. Development was carried out using the Arduino IDE.</w:t>
+        <w:t xml:space="preserve"> incrementally using the ESP32-2432S028R development board, the AT-09 Bluetooth 4.0 module, and the u-blox NEO-8M GPS module. Development was carried out using the Arduino IDE.</w:t>
       </w:r>
     </w:p>
     <w:p>
@@ -12688,7 +12758,7 @@
           <w:lang w:val="en-GB"/>
         </w:rPr>
       </w:pPr>
-      <w:bookmarkStart w:id="28" w:name="_Toc227593337"/>
+      <w:bookmarkStart w:id="28" w:name="_Toc227596716"/>
       <w:r>
         <w:rPr>
           <w:rFonts w:ascii="Garamond" w:hAnsi="Garamond"/>
@@ -13053,7 +13123,7 @@
           <w:lang w:val="en-GB"/>
         </w:rPr>
       </w:pPr>
-      <w:bookmarkStart w:id="29" w:name="_Toc227593338"/>
+      <w:bookmarkStart w:id="29" w:name="_Toc227596717"/>
       <w:r>
         <w:rPr>
           <w:rFonts w:ascii="Garamond" w:hAnsi="Garamond"/>
@@ -13479,7 +13549,7 @@
           <w:lang w:val="en-GB"/>
         </w:rPr>
       </w:pPr>
-      <w:bookmarkStart w:id="30" w:name="_Toc227593339"/>
+      <w:bookmarkStart w:id="30" w:name="_Toc227596718"/>
       <w:r>
         <w:rPr>
           <w:rFonts w:ascii="Garamond" w:hAnsi="Garamond"/>
@@ -13611,7 +13681,7 @@
           <w:lang w:val="en-GB"/>
         </w:rPr>
       </w:pPr>
-      <w:bookmarkStart w:id="31" w:name="_Toc227593340"/>
+      <w:bookmarkStart w:id="31" w:name="_Toc227596719"/>
       <w:r>
         <w:rPr>
           <w:rFonts w:ascii="Garamond" w:hAnsi="Garamond"/>
@@ -13889,7 +13959,7 @@
           <w:lang w:val="en-GB"/>
         </w:rPr>
       </w:pPr>
-      <w:bookmarkStart w:id="32" w:name="_Toc227593341"/>
+      <w:bookmarkStart w:id="32" w:name="_Toc227596720"/>
       <w:r>
         <w:rPr>
           <w:rFonts w:ascii="Garamond" w:hAnsi="Garamond"/>
@@ -13987,7 +14057,7 @@
           <w:lang w:val="en-GB"/>
         </w:rPr>
       </w:pPr>
-      <w:bookmarkStart w:id="33" w:name="_Toc227593342"/>
+      <w:bookmarkStart w:id="33" w:name="_Toc227596721"/>
       <w:r>
         <w:rPr>
           <w:rFonts w:ascii="Garamond" w:hAnsi="Garamond"/>
@@ -14101,27 +14171,7 @@
           <w:szCs w:val="24"/>
           <w:lang w:val="en-GB"/>
         </w:rPr>
-        <w:t xml:space="preserve"> Adafruit GFX, Adafruit SSD1306, and </w:t>
-      </w:r>
-      <w:proofErr w:type="spellStart"/>
-      <w:r>
-        <w:rPr>
-          <w:rFonts w:ascii="Garamond" w:hAnsi="Garamond"/>
-          <w:sz w:val="24"/>
-          <w:szCs w:val="24"/>
-          <w:lang w:val="en-GB"/>
-        </w:rPr>
-        <w:t>TFT_eSPI</w:t>
-      </w:r>
-      <w:proofErr w:type="spellEnd"/>
-      <w:r>
-        <w:rPr>
-          <w:rFonts w:ascii="Garamond" w:hAnsi="Garamond"/>
-          <w:sz w:val="24"/>
-          <w:szCs w:val="24"/>
-          <w:lang w:val="en-GB"/>
-        </w:rPr>
-        <w:t>, were initially used to test whether the issue was limited to the Serial Monitor output.</w:t>
+        <w:t xml:space="preserve"> Adafruit GFX, Adafruit SSD1306, and TFT_eSPI, were initially used to test whether the issue was limited to the Serial Monitor output.</w:t>
       </w:r>
       <w:r>
         <w:rPr>
@@ -14187,107 +14237,7 @@
           <w:szCs w:val="24"/>
           <w:lang w:val="en-GB"/>
         </w:rPr>
-        <w:t xml:space="preserve">specific libraries, including </w:t>
-      </w:r>
-      <w:proofErr w:type="spellStart"/>
-      <w:r>
-        <w:rPr>
-          <w:rFonts w:ascii="Garamond" w:hAnsi="Garamond"/>
-          <w:sz w:val="24"/>
-          <w:szCs w:val="24"/>
-          <w:lang w:val="en-GB"/>
-        </w:rPr>
-        <w:t>TinyGPS</w:t>
-      </w:r>
-      <w:proofErr w:type="spellEnd"/>
-      <w:r>
-        <w:rPr>
-          <w:rFonts w:ascii="Garamond" w:hAnsi="Garamond"/>
-          <w:sz w:val="24"/>
-          <w:szCs w:val="24"/>
-          <w:lang w:val="en-GB"/>
-        </w:rPr>
-        <w:t xml:space="preserve">, </w:t>
-      </w:r>
-      <w:proofErr w:type="spellStart"/>
-      <w:r>
-        <w:rPr>
-          <w:rFonts w:ascii="Garamond" w:hAnsi="Garamond"/>
-          <w:sz w:val="24"/>
-          <w:szCs w:val="24"/>
-          <w:lang w:val="en-GB"/>
-        </w:rPr>
-        <w:t>TinyGPSPlus</w:t>
-      </w:r>
-      <w:proofErr w:type="spellEnd"/>
-      <w:r>
-        <w:rPr>
-          <w:rFonts w:ascii="Garamond" w:hAnsi="Garamond"/>
-          <w:sz w:val="24"/>
-          <w:szCs w:val="24"/>
-          <w:lang w:val="en-GB"/>
-        </w:rPr>
-        <w:t xml:space="preserve">, </w:t>
-      </w:r>
-      <w:proofErr w:type="spellStart"/>
-      <w:r>
-        <w:rPr>
-          <w:rFonts w:ascii="Garamond" w:hAnsi="Garamond"/>
-          <w:sz w:val="24"/>
-          <w:szCs w:val="24"/>
-          <w:lang w:val="en-GB"/>
-        </w:rPr>
-        <w:t>NeoGPS</w:t>
-      </w:r>
-      <w:proofErr w:type="spellEnd"/>
-      <w:r>
-        <w:rPr>
-          <w:rFonts w:ascii="Garamond" w:hAnsi="Garamond"/>
-          <w:sz w:val="24"/>
-          <w:szCs w:val="24"/>
-          <w:lang w:val="en-GB"/>
-        </w:rPr>
-        <w:t xml:space="preserve">, and the </w:t>
-      </w:r>
-      <w:proofErr w:type="spellStart"/>
-      <w:r>
-        <w:rPr>
-          <w:rFonts w:ascii="Garamond" w:hAnsi="Garamond"/>
-          <w:sz w:val="24"/>
-          <w:szCs w:val="24"/>
-          <w:lang w:val="en-GB"/>
-        </w:rPr>
-        <w:t>SparkFun</w:t>
-      </w:r>
-      <w:proofErr w:type="spellEnd"/>
-      <w:r>
-        <w:rPr>
-          <w:rFonts w:ascii="Garamond" w:hAnsi="Garamond"/>
-          <w:sz w:val="24"/>
-          <w:szCs w:val="24"/>
-          <w:lang w:val="en-GB"/>
-        </w:rPr>
-        <w:t xml:space="preserve"> u-</w:t>
-      </w:r>
-      <w:proofErr w:type="spellStart"/>
-      <w:r>
-        <w:rPr>
-          <w:rFonts w:ascii="Garamond" w:hAnsi="Garamond"/>
-          <w:sz w:val="24"/>
-          <w:szCs w:val="24"/>
-          <w:lang w:val="en-GB"/>
-        </w:rPr>
-        <w:t>blox</w:t>
-      </w:r>
-      <w:proofErr w:type="spellEnd"/>
-      <w:r>
-        <w:rPr>
-          <w:rFonts w:ascii="Garamond" w:hAnsi="Garamond"/>
-          <w:sz w:val="24"/>
-          <w:szCs w:val="24"/>
-          <w:lang w:val="en-GB"/>
-        </w:rPr>
-        <w:t xml:space="preserve"> GNSS library, were then tested. These libraries are designed to parse NMEA data into usable values. However, all of them require valid input data. Since the incoming data was already corrupted</w:t>
+        <w:t>specific libraries, including TinyGPS, TinyGPSPlus, NeoGPS, and the SparkFun u-blox GNSS library, were then tested. These libraries are designed to parse NMEA data into usable values. However, all of them require valid input data. Since the incoming data was already corrupted</w:t>
       </w:r>
       <w:r>
         <w:rPr>
@@ -14356,7 +14306,7 @@
           <w:lang w:val="en-GB"/>
         </w:rPr>
       </w:pPr>
-      <w:bookmarkStart w:id="34" w:name="_Toc227593343"/>
+      <w:bookmarkStart w:id="34" w:name="_Toc227596722"/>
       <w:r>
         <w:rPr>
           <w:rFonts w:ascii="Garamond" w:hAnsi="Garamond"/>
@@ -14451,7 +14401,7 @@
           <w:lang w:val="en-GB"/>
         </w:rPr>
       </w:pPr>
-      <w:bookmarkStart w:id="35" w:name="_Toc227593344"/>
+      <w:bookmarkStart w:id="35" w:name="_Toc227596723"/>
       <w:r>
         <w:rPr>
           <w:rFonts w:ascii="Garamond" w:hAnsi="Garamond"/>
@@ -14699,7 +14649,7 @@
           <w:lang w:val="en-GB"/>
         </w:rPr>
       </w:pPr>
-      <w:bookmarkStart w:id="36" w:name="_Toc227593345"/>
+      <w:bookmarkStart w:id="36" w:name="_Toc227596724"/>
       <w:r>
         <w:rPr>
           <w:rFonts w:ascii="Garamond" w:hAnsi="Garamond"/>
@@ -14851,7 +14801,7 @@
           <w:lang w:val="en-GB"/>
         </w:rPr>
       </w:pPr>
-      <w:bookmarkStart w:id="37" w:name="_Toc227593346"/>
+      <w:bookmarkStart w:id="37" w:name="_Toc227596725"/>
       <w:r>
         <w:rPr>
           <w:rFonts w:ascii="Garamond" w:hAnsi="Garamond"/>
@@ -14970,7 +14920,7 @@
           <w:lang w:val="en-GB"/>
         </w:rPr>
       </w:pPr>
-      <w:bookmarkStart w:id="38" w:name="_Toc227593347"/>
+      <w:bookmarkStart w:id="38" w:name="_Toc227596726"/>
       <w:r>
         <w:rPr>
           <w:rFonts w:ascii="Garamond" w:hAnsi="Garamond"/>
@@ -15132,7 +15082,7 @@
           <w:lang w:val="en-GB"/>
         </w:rPr>
       </w:pPr>
-      <w:bookmarkStart w:id="39" w:name="_Toc227593348"/>
+      <w:bookmarkStart w:id="39" w:name="_Toc227596727"/>
       <w:r>
         <w:rPr>
           <w:rFonts w:ascii="Garamond" w:hAnsi="Garamond"/>
@@ -15342,7 +15292,7 @@
           <w:lang w:val="en-GB"/>
         </w:rPr>
       </w:pPr>
-      <w:bookmarkStart w:id="40" w:name="_Toc227593349"/>
+      <w:bookmarkStart w:id="40" w:name="_Toc227596728"/>
       <w:r>
         <w:rPr>
           <w:rFonts w:ascii="Garamond" w:hAnsi="Garamond"/>
@@ -15377,7 +15327,7 @@
           <w:lang w:val="en-GB"/>
         </w:rPr>
       </w:pPr>
-      <w:bookmarkStart w:id="41" w:name="_Toc227593350"/>
+      <w:bookmarkStart w:id="41" w:name="_Toc227596729"/>
       <w:r>
         <w:rPr>
           <w:rFonts w:ascii="Garamond" w:hAnsi="Garamond"/>
@@ -15506,7 +15456,7 @@
           <w:lang w:val="en-GB"/>
         </w:rPr>
       </w:pPr>
-      <w:bookmarkStart w:id="42" w:name="_Toc227593351"/>
+      <w:bookmarkStart w:id="42" w:name="_Toc227596730"/>
       <w:r>
         <w:rPr>
           <w:rFonts w:ascii="Garamond" w:hAnsi="Garamond"/>
@@ -15767,7 +15717,7 @@
           <w:lang w:val="en-GB"/>
         </w:rPr>
       </w:pPr>
-      <w:bookmarkStart w:id="43" w:name="_Toc227593352"/>
+      <w:bookmarkStart w:id="43" w:name="_Toc227596731"/>
       <w:r>
         <w:rPr>
           <w:rFonts w:ascii="Garamond" w:hAnsi="Garamond"/>
@@ -15860,7 +15810,7 @@
           <w:lang w:val="en-GB"/>
         </w:rPr>
       </w:pPr>
-      <w:bookmarkStart w:id="44" w:name="_Toc227593353"/>
+      <w:bookmarkStart w:id="44" w:name="_Toc227596732"/>
       <w:r>
         <w:rPr>
           <w:rFonts w:ascii="Garamond" w:hAnsi="Garamond"/>
@@ -16046,27 +15996,25 @@
           <w:szCs w:val="24"/>
           <w:lang w:val="en-GB"/>
         </w:rPr>
-        <w:t xml:space="preserve">During the process of extended testing of the BLE module, a </w:t>
-      </w:r>
-      <w:proofErr w:type="gramStart"/>
-      <w:r>
-        <w:rPr>
-          <w:rFonts w:ascii="Garamond" w:hAnsi="Garamond"/>
-          <w:sz w:val="24"/>
-          <w:szCs w:val="24"/>
-          <w:lang w:val="en-GB"/>
-        </w:rPr>
-        <w:t>further more</w:t>
-      </w:r>
-      <w:proofErr w:type="gramEnd"/>
-      <w:r>
-        <w:rPr>
-          <w:rFonts w:ascii="Garamond" w:hAnsi="Garamond"/>
-          <w:sz w:val="24"/>
-          <w:szCs w:val="24"/>
-          <w:lang w:val="en-GB"/>
-        </w:rPr>
-        <w:t xml:space="preserve"> significant issue was discovered. The MAC address of the BLE module would change every few minutes which would lead to a lost signal. The module would then reappear under a different MAC address.</w:t>
+        <w:t>During the process of extended testing of the BLE module, a further</w:t>
+      </w:r>
+      <w:r>
+        <w:rPr>
+          <w:rFonts w:ascii="Garamond" w:hAnsi="Garamond"/>
+          <w:sz w:val="24"/>
+          <w:szCs w:val="24"/>
+          <w:lang w:val="en-GB"/>
+        </w:rPr>
+        <w:t>,</w:t>
+      </w:r>
+      <w:r>
+        <w:rPr>
+          <w:rFonts w:ascii="Garamond" w:hAnsi="Garamond"/>
+          <w:sz w:val="24"/>
+          <w:szCs w:val="24"/>
+          <w:lang w:val="en-GB"/>
+        </w:rPr>
+        <w:t xml:space="preserve"> more significant issue was discovered. The MAC address of the BLE module would change every few minutes which would lead to a lost signal. The module would then reappear under a different MAC address.</w:t>
       </w:r>
     </w:p>
     <w:p>
@@ -16212,7 +16160,7 @@
           <w:lang w:val="en-GB"/>
         </w:rPr>
       </w:pPr>
-      <w:bookmarkStart w:id="45" w:name="_Toc227593354"/>
+      <w:bookmarkStart w:id="45" w:name="_Toc227596733"/>
       <w:r>
         <w:rPr>
           <w:rFonts w:ascii="Garamond" w:hAnsi="Garamond"/>
@@ -16562,18 +16510,14 @@
     <w:p>
       <w:pPr>
         <w:pStyle w:val="Heading1"/>
-        <w:spacing w:line="360" w:lineRule="auto"/>
-        <w:jc w:val="both"/>
-        <w:rPr>
-          <w:rFonts w:ascii="Garamond" w:hAnsi="Garamond"/>
-          <w:lang w:val="en-GB"/>
-        </w:rPr>
-      </w:pPr>
-      <w:bookmarkStart w:id="46" w:name="_Toc227593355"/>
-      <w:r>
-        <w:rPr>
-          <w:rFonts w:ascii="Garamond" w:hAnsi="Garamond"/>
-          <w:lang w:val="en-GB"/>
+        <w:rPr>
+          <w:rFonts w:ascii="Garamond" w:hAnsi="Garamond"/>
+        </w:rPr>
+      </w:pPr>
+      <w:bookmarkStart w:id="46" w:name="_Toc227596734"/>
+      <w:r>
+        <w:rPr>
+          <w:rFonts w:ascii="Garamond" w:hAnsi="Garamond"/>
         </w:rPr>
         <w:lastRenderedPageBreak/>
         <w:t>7.</w:t>
@@ -16581,18 +16525,43 @@
       <w:r>
         <w:rPr>
           <w:rFonts w:ascii="Garamond" w:hAnsi="Garamond"/>
-          <w:lang w:val="en-GB"/>
         </w:rPr>
         <w:tab/>
       </w:r>
       <w:r>
         <w:rPr>
           <w:rFonts w:ascii="Garamond" w:hAnsi="Garamond"/>
-          <w:lang w:val="en-GB"/>
         </w:rPr>
         <w:t>Project Conclusion</w:t>
       </w:r>
       <w:bookmarkEnd w:id="46"/>
+    </w:p>
+    <w:p>
+      <w:pPr>
+        <w:pStyle w:val="Heading2"/>
+        <w:spacing w:line="360" w:lineRule="auto"/>
+        <w:rPr>
+          <w:rFonts w:ascii="Garamond" w:hAnsi="Garamond"/>
+          <w:lang w:val="en-GB"/>
+        </w:rPr>
+      </w:pPr>
+      <w:bookmarkStart w:id="47" w:name="_Toc227596735"/>
+      <w:r>
+        <w:rPr>
+          <w:rFonts w:ascii="Garamond" w:hAnsi="Garamond"/>
+          <w:lang w:val="en-GB"/>
+        </w:rPr>
+        <w:t xml:space="preserve">7.1. </w:t>
+      </w:r>
+      <w:r>
+        <w:rPr>
+          <w:rFonts w:ascii="Garamond" w:hAnsi="Garamond"/>
+          <w:lang w:val="en-GB"/>
+        </w:rPr>
+        <w:tab/>
+        <w:t>Conclusion</w:t>
+      </w:r>
+      <w:bookmarkEnd w:id="47"/>
     </w:p>
     <w:p>
       <w:pPr>
@@ -16752,13 +16721,27 @@
           <w:lang w:val="en-GB"/>
         </w:rPr>
       </w:pPr>
-      <w:bookmarkStart w:id="47" w:name="_Toc227593356"/>
-      <w:r>
-        <w:rPr>
-          <w:rFonts w:ascii="Garamond" w:hAnsi="Garamond"/>
-          <w:lang w:val="en-GB"/>
-        </w:rPr>
-        <w:t>7.1.</w:t>
+      <w:bookmarkStart w:id="48" w:name="_Toc227596736"/>
+      <w:r>
+        <w:rPr>
+          <w:rFonts w:ascii="Garamond" w:hAnsi="Garamond"/>
+          <w:lang w:val="en-GB"/>
+        </w:rPr>
+        <w:t>7.</w:t>
+      </w:r>
+      <w:r>
+        <w:rPr>
+          <w:rFonts w:ascii="Garamond" w:hAnsi="Garamond"/>
+          <w:lang w:val="en-GB"/>
+        </w:rPr>
+        <w:t>2</w:t>
+      </w:r>
+      <w:r>
+        <w:rPr>
+          <w:rFonts w:ascii="Garamond" w:hAnsi="Garamond"/>
+          <w:lang w:val="en-GB"/>
+        </w:rPr>
+        <w:t>.</w:t>
       </w:r>
       <w:r>
         <w:rPr>
@@ -16766,15 +16749,9 @@
           <w:lang w:val="en-GB"/>
         </w:rPr>
         <w:tab/>
-      </w:r>
-      <w:r>
-        <w:rPr>
-          <w:rFonts w:ascii="Garamond" w:hAnsi="Garamond"/>
-          <w:lang w:val="en-GB"/>
-        </w:rPr>
         <w:t>Limitations</w:t>
       </w:r>
-      <w:bookmarkEnd w:id="47"/>
+      <w:bookmarkEnd w:id="48"/>
     </w:p>
     <w:p>
       <w:pPr>
@@ -16840,7 +16817,7 @@
           <w:lang w:val="en-GB"/>
         </w:rPr>
       </w:pPr>
-      <w:bookmarkStart w:id="48" w:name="_Toc227593357"/>
+      <w:bookmarkStart w:id="49" w:name="_Toc227596737"/>
       <w:r>
         <w:rPr>
           <w:rFonts w:ascii="Garamond" w:hAnsi="Garamond"/>
@@ -16853,7 +16830,14 @@
           <w:rFonts w:ascii="Garamond" w:hAnsi="Garamond"/>
           <w:lang w:val="en-GB"/>
         </w:rPr>
-        <w:t>2.</w:t>
+        <w:t>3</w:t>
+      </w:r>
+      <w:r>
+        <w:rPr>
+          <w:rFonts w:ascii="Garamond" w:hAnsi="Garamond"/>
+          <w:lang w:val="en-GB"/>
+        </w:rPr>
+        <w:t>.</w:t>
       </w:r>
       <w:r>
         <w:rPr>
@@ -16863,7 +16847,7 @@
         <w:tab/>
         <w:t>Future Work</w:t>
       </w:r>
-      <w:bookmarkEnd w:id="48"/>
+      <w:bookmarkEnd w:id="49"/>
     </w:p>
     <w:p>
       <w:pPr>
@@ -16973,8 +16957,8 @@
           <w:rFonts w:ascii="Garamond" w:hAnsi="Garamond"/>
         </w:rPr>
       </w:pPr>
-      <w:bookmarkStart w:id="49" w:name="_Toc101374253"/>
-      <w:bookmarkStart w:id="50" w:name="_Toc227593358"/>
+      <w:bookmarkStart w:id="50" w:name="_Toc101374253"/>
+      <w:bookmarkStart w:id="51" w:name="_Toc227596738"/>
       <w:r>
         <w:rPr>
           <w:rFonts w:ascii="Garamond" w:hAnsi="Garamond"/>
@@ -16982,14 +16966,14 @@
         <w:lastRenderedPageBreak/>
         <w:t>References</w:t>
       </w:r>
-      <w:bookmarkEnd w:id="49"/>
+      <w:bookmarkEnd w:id="50"/>
       <w:r>
         <w:rPr>
           <w:rFonts w:ascii="Garamond" w:hAnsi="Garamond"/>
         </w:rPr>
         <w:t>:</w:t>
       </w:r>
-      <w:bookmarkEnd w:id="50"/>
+      <w:bookmarkEnd w:id="51"/>
     </w:p>
     <w:p>
       <w:pPr>
@@ -17095,23 +17079,7 @@
           <w:rFonts w:ascii="Garamond" w:hAnsi="Garamond"/>
           <w:lang w:val="en-GB"/>
         </w:rPr>
-        <w:t>Active Research Ltd., (</w:t>
-      </w:r>
-      <w:proofErr w:type="spellStart"/>
-      <w:r>
-        <w:rPr>
-          <w:rFonts w:ascii="Garamond" w:hAnsi="Garamond"/>
-          <w:lang w:val="en-GB"/>
-        </w:rPr>
-        <w:t>Actisense</w:t>
-      </w:r>
-      <w:proofErr w:type="spellEnd"/>
-      <w:r>
-        <w:rPr>
-          <w:rFonts w:ascii="Garamond" w:hAnsi="Garamond"/>
-          <w:lang w:val="en-GB"/>
-        </w:rPr>
-        <w:t xml:space="preserve">). </w:t>
+        <w:t xml:space="preserve">Active Research Ltd., (Actisense). </w:t>
       </w:r>
       <w:r>
         <w:rPr>
@@ -17176,23 +17144,7 @@
           <w:rFonts w:ascii="Garamond" w:hAnsi="Garamond"/>
           <w:lang w:val="en-GB"/>
         </w:rPr>
-        <w:t xml:space="preserve">. </w:t>
-      </w:r>
-      <w:proofErr w:type="spellStart"/>
-      <w:r>
-        <w:rPr>
-          <w:rFonts w:ascii="Garamond" w:hAnsi="Garamond"/>
-          <w:lang w:val="en-GB"/>
-        </w:rPr>
-        <w:t>Packt</w:t>
-      </w:r>
-      <w:proofErr w:type="spellEnd"/>
-      <w:r>
-        <w:rPr>
-          <w:rFonts w:ascii="Garamond" w:hAnsi="Garamond"/>
-          <w:lang w:val="en-GB"/>
-        </w:rPr>
-        <w:t xml:space="preserve"> Publishing Ltd, 2017.</w:t>
+        <w:t>. Packt Publishing Ltd, 2017.</w:t>
       </w:r>
     </w:p>
     <w:p>
@@ -17208,39 +17160,7 @@
           <w:rFonts w:ascii="Garamond" w:hAnsi="Garamond"/>
           <w:lang w:val="en-GB"/>
         </w:rPr>
-        <w:t>Ahmad, Khadija Sania, Nazia Ahmad, Hina Tahir, and Shaista Khan. ‘</w:t>
-      </w:r>
-      <w:proofErr w:type="spellStart"/>
-      <w:r>
-        <w:rPr>
-          <w:rFonts w:ascii="Garamond" w:hAnsi="Garamond"/>
-          <w:lang w:val="en-GB"/>
-        </w:rPr>
-        <w:t>Fuzzy_MoSCoW</w:t>
-      </w:r>
-      <w:proofErr w:type="spellEnd"/>
-      <w:r>
-        <w:rPr>
-          <w:rFonts w:ascii="Garamond" w:hAnsi="Garamond"/>
-          <w:lang w:val="en-GB"/>
-        </w:rPr>
-        <w:t xml:space="preserve">: A Fuzzy Based </w:t>
-      </w:r>
-      <w:proofErr w:type="spellStart"/>
-      <w:r>
-        <w:rPr>
-          <w:rFonts w:ascii="Garamond" w:hAnsi="Garamond"/>
-          <w:lang w:val="en-GB"/>
-        </w:rPr>
-        <w:t>MoSCoW</w:t>
-      </w:r>
-      <w:proofErr w:type="spellEnd"/>
-      <w:r>
-        <w:rPr>
-          <w:rFonts w:ascii="Garamond" w:hAnsi="Garamond"/>
-          <w:lang w:val="en-GB"/>
-        </w:rPr>
-        <w:t xml:space="preserve"> Method for the Prioritization of Software Requirements’. </w:t>
+        <w:t xml:space="preserve">Ahmad, Khadija Sania, Nazia Ahmad, Hina Tahir, and Shaista Khan. ‘Fuzzy_MoSCoW: A Fuzzy Based MoSCoW Method for the Prioritization of Software Requirements’. </w:t>
       </w:r>
       <w:r>
         <w:rPr>
@@ -17322,23 +17242,7 @@
           <w:rFonts w:ascii="Garamond" w:hAnsi="Garamond"/>
           <w:lang w:val="en-GB"/>
         </w:rPr>
-        <w:t xml:space="preserve">Baldauf, Matthias, </w:t>
-      </w:r>
-      <w:proofErr w:type="spellStart"/>
-      <w:r>
-        <w:rPr>
-          <w:rFonts w:ascii="Garamond" w:hAnsi="Garamond"/>
-          <w:lang w:val="en-GB"/>
-        </w:rPr>
-        <w:t>Schahram</w:t>
-      </w:r>
-      <w:proofErr w:type="spellEnd"/>
-      <w:r>
-        <w:rPr>
-          <w:rFonts w:ascii="Garamond" w:hAnsi="Garamond"/>
-          <w:lang w:val="en-GB"/>
-        </w:rPr>
-        <w:t xml:space="preserve"> Dustdar, and Florian Rosenberg. ‘A Survey on Context-Aware Systems’. </w:t>
+        <w:t xml:space="preserve">Baldauf, Matthias, Schahram Dustdar, and Florian Rosenberg. ‘A Survey on Context-Aware Systems’. </w:t>
       </w:r>
       <w:r>
         <w:rPr>
@@ -17382,21 +17286,12 @@
           <w:lang w:val="en-GB"/>
         </w:rPr>
       </w:pPr>
-      <w:proofErr w:type="spellStart"/>
-      <w:r>
-        <w:rPr>
-          <w:rFonts w:ascii="Garamond" w:hAnsi="Garamond"/>
-          <w:lang w:val="en-GB"/>
-        </w:rPr>
-        <w:t>Bisdikian</w:t>
-      </w:r>
-      <w:proofErr w:type="spellEnd"/>
-      <w:r>
-        <w:rPr>
-          <w:rFonts w:ascii="Garamond" w:hAnsi="Garamond"/>
-          <w:lang w:val="en-GB"/>
-        </w:rPr>
-        <w:t xml:space="preserve">, C. ‘An Overview of the Bluetooth Wireless Technology’. </w:t>
+      <w:r>
+        <w:rPr>
+          <w:rFonts w:ascii="Garamond" w:hAnsi="Garamond"/>
+          <w:lang w:val="en-GB"/>
+        </w:rPr>
+        <w:t xml:space="preserve">Bisdikian, C. ‘An Overview of the Bluetooth Wireless Technology’. </w:t>
       </w:r>
       <w:r>
         <w:rPr>
@@ -17511,23 +17406,7 @@
           <w:rFonts w:ascii="Garamond" w:hAnsi="Garamond"/>
           <w:lang w:val="en-GB"/>
         </w:rPr>
-        <w:t xml:space="preserve">Chai, Song, </w:t>
-      </w:r>
-      <w:proofErr w:type="spellStart"/>
-      <w:r>
-        <w:rPr>
-          <w:rFonts w:ascii="Garamond" w:hAnsi="Garamond"/>
-          <w:lang w:val="en-GB"/>
-        </w:rPr>
-        <w:t>Renbo</w:t>
-      </w:r>
-      <w:proofErr w:type="spellEnd"/>
-      <w:r>
-        <w:rPr>
-          <w:rFonts w:ascii="Garamond" w:hAnsi="Garamond"/>
-          <w:lang w:val="en-GB"/>
-        </w:rPr>
-        <w:t xml:space="preserve"> An, and Zhengzhong Du. ‘An Indoor Positioning Algorithm Using Bluetooth Low Energy RSSI’. April 2016, 274–76. </w:t>
+        <w:t xml:space="preserve">Chai, Song, Renbo An, and Zhengzhong Du. ‘An Indoor Positioning Algorithm Using Bluetooth Low Energy RSSI’. April 2016, 274–76. </w:t>
       </w:r>
       <w:hyperlink r:id="rId33" w:history="1">
         <w:r>
@@ -17807,23 +17686,7 @@
           <w:lang w:val="en-GB"/>
         </w:rPr>
         <w:lastRenderedPageBreak/>
-        <w:t xml:space="preserve">‘ESP32 Wi-Fi &amp; Bluetooth SoC | </w:t>
-      </w:r>
-      <w:proofErr w:type="spellStart"/>
-      <w:r>
-        <w:rPr>
-          <w:rFonts w:ascii="Garamond" w:hAnsi="Garamond"/>
-          <w:lang w:val="en-GB"/>
-        </w:rPr>
-        <w:t>Espressif</w:t>
-      </w:r>
-      <w:proofErr w:type="spellEnd"/>
-      <w:r>
-        <w:rPr>
-          <w:rFonts w:ascii="Garamond" w:hAnsi="Garamond"/>
-          <w:lang w:val="en-GB"/>
-        </w:rPr>
-        <w:t xml:space="preserve"> Systems’. Accessed 10 December 2025. </w:t>
+        <w:t xml:space="preserve">‘ESP32 Wi-Fi &amp; Bluetooth SoC | Espressif Systems’. Accessed 10 December 2025. </w:t>
       </w:r>
       <w:hyperlink r:id="rId40" w:history="1">
         <w:r>
@@ -17851,21 +17714,12 @@
           <w:lang w:val="en-GB"/>
         </w:rPr>
       </w:pPr>
-      <w:proofErr w:type="spellStart"/>
-      <w:r>
-        <w:rPr>
-          <w:rFonts w:ascii="Garamond" w:hAnsi="Garamond"/>
-          <w:lang w:val="en-GB"/>
-        </w:rPr>
-        <w:t>Espressif</w:t>
-      </w:r>
-      <w:proofErr w:type="spellEnd"/>
-      <w:r>
-        <w:rPr>
-          <w:rFonts w:ascii="Garamond" w:hAnsi="Garamond"/>
-          <w:lang w:val="en-GB"/>
-        </w:rPr>
-        <w:t xml:space="preserve">. ‘ESPRESSIF’. Product. ESP Product Selector, 2025. </w:t>
+      <w:r>
+        <w:rPr>
+          <w:rFonts w:ascii="Garamond" w:hAnsi="Garamond"/>
+          <w:lang w:val="en-GB"/>
+        </w:rPr>
+        <w:t xml:space="preserve">Espressif. ‘ESPRESSIF’. Product. ESP Product Selector, 2025. </w:t>
       </w:r>
       <w:hyperlink r:id="rId41" w:anchor="/product-selector?language=en&amp;names=ESP32-WROOM-32E-N16" w:history="1">
         <w:r>
@@ -17931,23 +17785,7 @@
           <w:rFonts w:ascii="Garamond" w:hAnsi="Garamond"/>
           <w:lang w:val="en-GB"/>
         </w:rPr>
-        <w:t xml:space="preserve">Fürst, Jonathan, </w:t>
-      </w:r>
-      <w:proofErr w:type="spellStart"/>
-      <w:r>
-        <w:rPr>
-          <w:rFonts w:ascii="Garamond" w:hAnsi="Garamond"/>
-          <w:lang w:val="en-GB"/>
-        </w:rPr>
-        <w:t>Kaifei</w:t>
-      </w:r>
-      <w:proofErr w:type="spellEnd"/>
-      <w:r>
-        <w:rPr>
-          <w:rFonts w:ascii="Garamond" w:hAnsi="Garamond"/>
-          <w:lang w:val="en-GB"/>
-        </w:rPr>
-        <w:t xml:space="preserve"> Chen, Hyung-Sin Kim, and Philippe Bonnet. ‘Evaluating Bluetooth Low Energy for IoT’. </w:t>
+        <w:t xml:space="preserve">Fürst, Jonathan, Kaifei Chen, Hyung-Sin Kim, and Philippe Bonnet. ‘Evaluating Bluetooth Low Energy for IoT’. </w:t>
       </w:r>
       <w:r>
         <w:rPr>
@@ -17956,27 +17794,7 @@
           <w:iCs/>
           <w:lang w:val="en-GB"/>
         </w:rPr>
-        <w:t>2018 IEEE Workshop on Benchmarking Cyber-Physical Networks and Systems (</w:t>
-      </w:r>
-      <w:proofErr w:type="spellStart"/>
-      <w:r>
-        <w:rPr>
-          <w:rFonts w:ascii="Garamond" w:hAnsi="Garamond"/>
-          <w:i/>
-          <w:iCs/>
-          <w:lang w:val="en-GB"/>
-        </w:rPr>
-        <w:t>CPSBench</w:t>
-      </w:r>
-      <w:proofErr w:type="spellEnd"/>
-      <w:r>
-        <w:rPr>
-          <w:rFonts w:ascii="Garamond" w:hAnsi="Garamond"/>
-          <w:i/>
-          <w:iCs/>
-          <w:lang w:val="en-GB"/>
-        </w:rPr>
-        <w:t>)</w:t>
+        <w:t>2018 IEEE Workshop on Benchmarking Cyber-Physical Networks and Systems (CPSBench)</w:t>
       </w:r>
       <w:r>
         <w:rPr>
@@ -18018,7 +17836,6 @@
         </w:rPr>
         <w:t xml:space="preserve">Gabriel, Alex, and Fabio Cruz. ‘Open Source IoT-Based Collection Bin Applied to Local Plastic Recycling’. </w:t>
       </w:r>
-      <w:proofErr w:type="spellStart"/>
       <w:r>
         <w:rPr>
           <w:rFonts w:ascii="Garamond" w:hAnsi="Garamond"/>
@@ -18028,7 +17845,6 @@
         </w:rPr>
         <w:t>HardwareX</w:t>
       </w:r>
-      <w:proofErr w:type="spellEnd"/>
       <w:r>
         <w:rPr>
           <w:rFonts w:ascii="Garamond" w:hAnsi="Garamond"/>
@@ -18062,21 +17878,12 @@
           <w:lang w:val="en-GB"/>
         </w:rPr>
       </w:pPr>
-      <w:proofErr w:type="spellStart"/>
-      <w:r>
-        <w:rPr>
-          <w:rFonts w:ascii="Garamond" w:hAnsi="Garamond"/>
-          <w:lang w:val="en-GB"/>
-        </w:rPr>
-        <w:t>Gakstatter</w:t>
-      </w:r>
-      <w:proofErr w:type="spellEnd"/>
-      <w:r>
-        <w:rPr>
-          <w:rFonts w:ascii="Garamond" w:hAnsi="Garamond"/>
-          <w:lang w:val="en-GB"/>
-        </w:rPr>
-        <w:t xml:space="preserve">, Eric. </w:t>
+      <w:r>
+        <w:rPr>
+          <w:rFonts w:ascii="Garamond" w:hAnsi="Garamond"/>
+          <w:lang w:val="en-GB"/>
+        </w:rPr>
+        <w:t xml:space="preserve">Gakstatter, Eric. </w:t>
       </w:r>
       <w:r>
         <w:rPr>
@@ -18256,23 +18063,7 @@
           <w:rFonts w:ascii="Garamond" w:hAnsi="Garamond"/>
           <w:lang w:val="en-GB"/>
         </w:rPr>
-        <w:t>Lee, Yi-Shiun, Yong-Yi Fanjiang, Chi-Huang Hung, and Yung-</w:t>
-      </w:r>
-      <w:proofErr w:type="spellStart"/>
-      <w:r>
-        <w:rPr>
-          <w:rFonts w:ascii="Garamond" w:hAnsi="Garamond"/>
-          <w:lang w:val="en-GB"/>
-        </w:rPr>
-        <w:t>Shiang</w:t>
-      </w:r>
-      <w:proofErr w:type="spellEnd"/>
-      <w:r>
-        <w:rPr>
-          <w:rFonts w:ascii="Garamond" w:hAnsi="Garamond"/>
-          <w:lang w:val="en-GB"/>
-        </w:rPr>
-        <w:t xml:space="preserve"> Huang. </w:t>
+        <w:t xml:space="preserve">Lee, Yi-Shiun, Yong-Yi Fanjiang, Chi-Huang Hung, and Yung-Shiang Huang. </w:t>
       </w:r>
       <w:r>
         <w:rPr>
@@ -18281,27 +18072,7 @@
           <w:iCs/>
           <w:lang w:val="en-GB"/>
         </w:rPr>
-        <w:t xml:space="preserve">BLE Signal Processing and Machine Learning for Indoor </w:t>
-      </w:r>
-      <w:proofErr w:type="spellStart"/>
-      <w:r>
-        <w:rPr>
-          <w:rFonts w:ascii="Garamond" w:hAnsi="Garamond"/>
-          <w:i/>
-          <w:iCs/>
-          <w:lang w:val="en-GB"/>
-        </w:rPr>
-        <w:t>Behavior</w:t>
-      </w:r>
-      <w:proofErr w:type="spellEnd"/>
-      <w:r>
-        <w:rPr>
-          <w:rFonts w:ascii="Garamond" w:hAnsi="Garamond"/>
-          <w:i/>
-          <w:iCs/>
-          <w:lang w:val="en-GB"/>
-        </w:rPr>
-        <w:t xml:space="preserve"> Classification</w:t>
+        <w:t>BLE Signal Processing and Machine Learning for Indoor Behavior Classification</w:t>
       </w:r>
       <w:r>
         <w:rPr>
@@ -18343,7 +18114,6 @@
         </w:rPr>
         <w:t xml:space="preserve">Lyatuu, Cornel Andrew. ‘An Analysis of Bluetooth 5 in Comparison to Bluetooth 4.2’. </w:t>
       </w:r>
-      <w:proofErr w:type="spellStart"/>
       <w:r>
         <w:rPr>
           <w:rFonts w:ascii="Garamond" w:hAnsi="Garamond"/>
@@ -18351,17 +18121,7 @@
           <w:iCs/>
           <w:lang w:val="en-GB"/>
         </w:rPr>
-        <w:t>Europub</w:t>
-      </w:r>
-      <w:proofErr w:type="spellEnd"/>
-      <w:r>
-        <w:rPr>
-          <w:rFonts w:ascii="Garamond" w:hAnsi="Garamond"/>
-          <w:i/>
-          <w:iCs/>
-          <w:lang w:val="en-GB"/>
-        </w:rPr>
-        <w:t xml:space="preserve"> Journal of Education Research</w:t>
+        <w:t>Europub Journal of Education Research</w:t>
       </w:r>
       <w:r>
         <w:rPr>
@@ -18401,23 +18161,7 @@
           <w:rFonts w:ascii="Garamond" w:hAnsi="Garamond"/>
           <w:lang w:val="en-GB"/>
         </w:rPr>
-        <w:t xml:space="preserve">Macintosh, Andrew, Amelia Simpson, Teresa Neeman, and </w:t>
-      </w:r>
-      <w:proofErr w:type="spellStart"/>
-      <w:r>
-        <w:rPr>
-          <w:rFonts w:ascii="Garamond" w:hAnsi="Garamond"/>
-          <w:lang w:val="en-GB"/>
-        </w:rPr>
-        <w:t>Kirilly</w:t>
-      </w:r>
-      <w:proofErr w:type="spellEnd"/>
-      <w:r>
-        <w:rPr>
-          <w:rFonts w:ascii="Garamond" w:hAnsi="Garamond"/>
-          <w:lang w:val="en-GB"/>
-        </w:rPr>
-        <w:t xml:space="preserve"> Dickson. ‘Plastic Bag Bans: Lessons from the Australian Capital Territory’. </w:t>
+        <w:t xml:space="preserve">Macintosh, Andrew, Amelia Simpson, Teresa Neeman, and Kirilly Dickson. ‘Plastic Bag Bans: Lessons from the Australian Capital Territory’. </w:t>
       </w:r>
       <w:r>
         <w:rPr>
@@ -18515,23 +18259,7 @@
           <w:rFonts w:ascii="Garamond" w:hAnsi="Garamond"/>
           <w:lang w:val="en-GB"/>
         </w:rPr>
-        <w:t xml:space="preserve">McDaniel, Mark A., and Gilles O. Einstein. ‘Strategic and Automatic Processes in Prospective Memory Retrieval: A </w:t>
-      </w:r>
-      <w:proofErr w:type="spellStart"/>
-      <w:r>
-        <w:rPr>
-          <w:rFonts w:ascii="Garamond" w:hAnsi="Garamond"/>
-          <w:lang w:val="en-GB"/>
-        </w:rPr>
-        <w:t>Multiprocess</w:t>
-      </w:r>
-      <w:proofErr w:type="spellEnd"/>
-      <w:r>
-        <w:rPr>
-          <w:rFonts w:ascii="Garamond" w:hAnsi="Garamond"/>
-          <w:lang w:val="en-GB"/>
-        </w:rPr>
-        <w:t xml:space="preserve"> Framework’. </w:t>
+        <w:t xml:space="preserve">McDaniel, Mark A., and Gilles O. Einstein. ‘Strategic and Automatic Processes in Prospective Memory Retrieval: A Multiprocess Framework’. </w:t>
       </w:r>
       <w:r>
         <w:rPr>
@@ -18776,23 +18504,7 @@
           <w:lang w:val="en-GB"/>
         </w:rPr>
         <w:lastRenderedPageBreak/>
-        <w:t xml:space="preserve">Paul, </w:t>
-      </w:r>
-      <w:proofErr w:type="spellStart"/>
-      <w:r>
-        <w:rPr>
-          <w:rFonts w:ascii="Garamond" w:hAnsi="Garamond"/>
-          <w:lang w:val="en-GB"/>
-        </w:rPr>
-        <w:t>Wahinya</w:t>
-      </w:r>
-      <w:proofErr w:type="spellEnd"/>
-      <w:r>
-        <w:rPr>
-          <w:rFonts w:ascii="Garamond" w:hAnsi="Garamond"/>
-          <w:lang w:val="en-GB"/>
-        </w:rPr>
-        <w:t xml:space="preserve"> M. K. </w:t>
+        <w:t xml:space="preserve">Paul, Wahinya M. K. </w:t>
       </w:r>
       <w:r>
         <w:rPr>
@@ -18875,7 +18587,6 @@
         </w:rPr>
         <w:t xml:space="preserve">Pratama, Agung Rizky Putra. ‘IMPLEMENTASI SISTEM LORA UNTUK DETEKSI DAN PELACAKAN PENDAKI GUNUNG’. </w:t>
       </w:r>
-      <w:proofErr w:type="spellStart"/>
       <w:r>
         <w:rPr>
           <w:rFonts w:ascii="Garamond" w:hAnsi="Garamond"/>
@@ -18883,17 +18594,7 @@
           <w:iCs/>
           <w:lang w:val="en-GB"/>
         </w:rPr>
-        <w:t>Jurnal</w:t>
-      </w:r>
-      <w:proofErr w:type="spellEnd"/>
-      <w:r>
-        <w:rPr>
-          <w:rFonts w:ascii="Garamond" w:hAnsi="Garamond"/>
-          <w:i/>
-          <w:iCs/>
-          <w:lang w:val="en-GB"/>
-        </w:rPr>
-        <w:t xml:space="preserve"> Media Akademik (JMA)</w:t>
+        <w:t>Jurnal Media Akademik (JMA)</w:t>
       </w:r>
       <w:r>
         <w:rPr>
@@ -19113,55 +18814,7 @@
           <w:rFonts w:ascii="Garamond" w:hAnsi="Garamond"/>
           <w:lang w:val="en-GB"/>
         </w:rPr>
-        <w:t xml:space="preserve">Taghipour, Hassan, Asghar Mohammadpoorasl, </w:t>
-      </w:r>
-      <w:proofErr w:type="spellStart"/>
-      <w:r>
-        <w:rPr>
-          <w:rFonts w:ascii="Garamond" w:hAnsi="Garamond"/>
-          <w:lang w:val="en-GB"/>
-        </w:rPr>
-        <w:t>Mahdihe</w:t>
-      </w:r>
-      <w:proofErr w:type="spellEnd"/>
-      <w:r>
-        <w:rPr>
-          <w:rFonts w:ascii="Garamond" w:hAnsi="Garamond"/>
-          <w:lang w:val="en-GB"/>
-        </w:rPr>
-        <w:t xml:space="preserve"> </w:t>
-      </w:r>
-      <w:proofErr w:type="spellStart"/>
-      <w:r>
-        <w:rPr>
-          <w:rFonts w:ascii="Garamond" w:hAnsi="Garamond"/>
-          <w:lang w:val="en-GB"/>
-        </w:rPr>
-        <w:t>Tarfiei</w:t>
-      </w:r>
-      <w:proofErr w:type="spellEnd"/>
-      <w:r>
-        <w:rPr>
-          <w:rFonts w:ascii="Garamond" w:hAnsi="Garamond"/>
-          <w:lang w:val="en-GB"/>
-        </w:rPr>
-        <w:t xml:space="preserve">, and Nasrin Jafari. ‘Single-Use Plastic Bags: Challenges, Consumer’s </w:t>
-      </w:r>
-      <w:proofErr w:type="spellStart"/>
-      <w:r>
-        <w:rPr>
-          <w:rFonts w:ascii="Garamond" w:hAnsi="Garamond"/>
-          <w:lang w:val="en-GB"/>
-        </w:rPr>
-        <w:t>Behavior</w:t>
-      </w:r>
-      <w:proofErr w:type="spellEnd"/>
-      <w:r>
-        <w:rPr>
-          <w:rFonts w:ascii="Garamond" w:hAnsi="Garamond"/>
-          <w:lang w:val="en-GB"/>
-        </w:rPr>
-        <w:t xml:space="preserve">, and Potential Intervention Policies’. </w:t>
+        <w:t xml:space="preserve">Taghipour, Hassan, Asghar Mohammadpoorasl, Mahdihe Tarfiei, and Nasrin Jafari. ‘Single-Use Plastic Bags: Challenges, Consumer’s Behavior, and Potential Intervention Policies’. </w:t>
       </w:r>
       <w:r>
         <w:rPr>
@@ -19292,23 +18945,7 @@
           <w:rFonts w:ascii="Garamond" w:hAnsi="Garamond"/>
           <w:lang w:val="en-GB"/>
         </w:rPr>
-        <w:t>U-</w:t>
-      </w:r>
-      <w:proofErr w:type="spellStart"/>
-      <w:r>
-        <w:rPr>
-          <w:rFonts w:ascii="Garamond" w:hAnsi="Garamond"/>
-          <w:lang w:val="en-GB"/>
-        </w:rPr>
-        <w:t>Blox</w:t>
-      </w:r>
-      <w:proofErr w:type="spellEnd"/>
-      <w:r>
-        <w:rPr>
-          <w:rFonts w:ascii="Garamond" w:hAnsi="Garamond"/>
-          <w:lang w:val="en-GB"/>
-        </w:rPr>
-        <w:t xml:space="preserve">. ‘NEO-M8 Series’. 25 June 2015. </w:t>
+        <w:t xml:space="preserve">U-Blox. ‘NEO-M8 Series’. 25 June 2015. </w:t>
       </w:r>
       <w:hyperlink r:id="rId66" w:history="1">
         <w:r>
@@ -19537,23 +19174,7 @@
           <w:rFonts w:ascii="Garamond" w:hAnsi="Garamond"/>
           <w:lang w:val="en-GB"/>
         </w:rPr>
-        <w:t xml:space="preserve">, vol. 5, edited by David A. </w:t>
-      </w:r>
-      <w:proofErr w:type="spellStart"/>
-      <w:r>
-        <w:rPr>
-          <w:rFonts w:ascii="Garamond" w:hAnsi="Garamond"/>
-          <w:lang w:val="en-GB"/>
-        </w:rPr>
-        <w:t>Hensher</w:t>
-      </w:r>
-      <w:proofErr w:type="spellEnd"/>
-      <w:r>
-        <w:rPr>
-          <w:rFonts w:ascii="Garamond" w:hAnsi="Garamond"/>
-          <w:lang w:val="en-GB"/>
-        </w:rPr>
-        <w:t xml:space="preserve">, Kenneth J. Button, Kingsley E. Haynes, and Peter R. Stopher. Emerald Group Publishing Limited, 2004. </w:t>
+        <w:t xml:space="preserve">, vol. 5, edited by David A. Hensher, Kenneth J. Button, Kingsley E. Haynes, and Peter R. Stopher. Emerald Group Publishing Limited, 2004. </w:t>
       </w:r>
       <w:hyperlink r:id="rId71" w:history="1">
         <w:r>
@@ -19631,21 +19252,12 @@
           <w:lang w:val="en-GB"/>
         </w:rPr>
       </w:pPr>
-      <w:proofErr w:type="spellStart"/>
-      <w:r>
-        <w:rPr>
-          <w:rFonts w:ascii="Garamond" w:hAnsi="Garamond"/>
-          <w:lang w:val="en-GB"/>
-        </w:rPr>
-        <w:t>Ystgaard</w:t>
-      </w:r>
-      <w:proofErr w:type="spellEnd"/>
-      <w:r>
-        <w:rPr>
-          <w:rFonts w:ascii="Garamond" w:hAnsi="Garamond"/>
-          <w:lang w:val="en-GB"/>
-        </w:rPr>
-        <w:t xml:space="preserve">, Kaja Fjørtoft, Luigi Atzori, David Palma, et al. ‘Review of the Theory, Principles, and Design Requirements of Human-Centric Internet of Things (IoT)’. </w:t>
+      <w:r>
+        <w:rPr>
+          <w:rFonts w:ascii="Garamond" w:hAnsi="Garamond"/>
+          <w:lang w:val="en-GB"/>
+        </w:rPr>
+        <w:t xml:space="preserve">Ystgaard, Kaja Fjørtoft, Luigi Atzori, David Palma, et al. ‘Review of the Theory, Principles, and Design Requirements of Human-Centric Internet of Things (IoT)’. </w:t>
       </w:r>
       <w:r>
         <w:rPr>
@@ -19713,7 +19325,7 @@
           <w:rFonts w:ascii="Garamond" w:hAnsi="Garamond"/>
         </w:rPr>
       </w:pPr>
-      <w:bookmarkStart w:id="51" w:name="_Toc227593359"/>
+      <w:bookmarkStart w:id="52" w:name="_Toc227596739"/>
       <w:r>
         <w:rPr>
           <w:rFonts w:ascii="Garamond" w:hAnsi="Garamond"/>
@@ -19721,7 +19333,7 @@
         <w:lastRenderedPageBreak/>
         <w:t>Appendix A: Report Structure Example</w:t>
       </w:r>
-      <w:bookmarkEnd w:id="51"/>
+      <w:bookmarkEnd w:id="52"/>
     </w:p>
     <w:p>
       <w:pPr>
@@ -20692,8 +20304,8 @@
           <w:rFonts w:ascii="Garamond" w:hAnsi="Garamond"/>
         </w:rPr>
       </w:pPr>
-      <w:bookmarkStart w:id="52" w:name="_Toc101374255"/>
-      <w:bookmarkStart w:id="53" w:name="_Toc227593360"/>
+      <w:bookmarkStart w:id="53" w:name="_Toc101374255"/>
+      <w:bookmarkStart w:id="54" w:name="_Toc227596740"/>
       <w:r>
         <w:rPr>
           <w:rFonts w:ascii="Garamond" w:hAnsi="Garamond"/>
@@ -20713,14 +20325,14 @@
         </w:rPr>
         <w:t>:  Code Listing</w:t>
       </w:r>
-      <w:bookmarkEnd w:id="52"/>
+      <w:bookmarkEnd w:id="53"/>
       <w:r>
         <w:rPr>
           <w:rFonts w:ascii="Garamond" w:hAnsi="Garamond"/>
         </w:rPr>
         <w:t xml:space="preserve"> / GitHub Project Link</w:t>
       </w:r>
-      <w:bookmarkEnd w:id="53"/>
+      <w:bookmarkEnd w:id="54"/>
     </w:p>
     <w:p>
       <w:pPr>
@@ -24654,6 +24266,7 @@
   <w:style w:type="character" w:default="1" w:styleId="DefaultParagraphFont">
     <w:name w:val="Default Paragraph Font"/>
     <w:uiPriority w:val="1"/>
+    <w:semiHidden/>
     <w:unhideWhenUsed/>
   </w:style>
   <w:style w:type="table" w:default="1" w:styleId="TableNormal">
@@ -25292,18 +24905,15 @@
 </file>
 
 <file path=customXml/item1.xml><?xml version="1.0" encoding="utf-8"?>
-<p:properties xmlns:p="http://schemas.microsoft.com/office/2006/metadata/properties" xmlns:xsi="http://www.w3.org/2001/XMLSchema-instance" xmlns:pc="http://schemas.microsoft.com/office/infopath/2007/PartnerControls">
-  <documentManagement>
-    <_activity xmlns="f4dcd64b-812a-41aa-8ee8-975f5f1304d4" xsi:nil="true"/>
-  </documentManagement>
-</p:properties>
+<?mso-contentType ?>
+<FormTemplates xmlns="http://schemas.microsoft.com/sharepoint/v3/contenttype/forms">
+  <Display>DocumentLibraryForm</Display>
+  <Edit>DocumentLibraryForm</Edit>
+  <New>DocumentLibraryForm</New>
+</FormTemplates>
 </file>
 
 <file path=customXml/item2.xml><?xml version="1.0" encoding="utf-8"?>
-<b:Sources xmlns:b="http://schemas.openxmlformats.org/officeDocument/2006/bibliography" xmlns="http://schemas.openxmlformats.org/officeDocument/2006/bibliography" SelectedStyle="\APASixthEditionOfficeOnline.xsl" StyleName="APA" Version="6"/>
-</file>
-
-<file path=customXml/item3.xml><?xml version="1.0" encoding="utf-8"?>
 <ct:contentTypeSchema xmlns:ct="http://schemas.microsoft.com/office/2006/metadata/contentType" xmlns:ma="http://schemas.microsoft.com/office/2006/metadata/properties/metaAttributes" ct:_="" ma:_="" ma:contentTypeName="Document" ma:contentTypeID="0x0101006EDC40BDC3F73142A5A8F1C0828A12A8" ma:contentTypeVersion="17" ma:contentTypeDescription="Create a new document." ma:contentTypeScope="" ma:versionID="e763949dddc87ebc2a72f0931ae1c7c2">
   <xsd:schema xmlns:xsd="http://www.w3.org/2001/XMLSchema" xmlns:xs="http://www.w3.org/2001/XMLSchema" xmlns:p="http://schemas.microsoft.com/office/2006/metadata/properties" xmlns:ns3="f4dcd64b-812a-41aa-8ee8-975f5f1304d4" xmlns:ns4="89b8ce3a-d08e-4d47-80a1-0f4aa5750715" targetNamespace="http://schemas.microsoft.com/office/2006/metadata/properties" ma:root="true" ma:fieldsID="800a800883edb3ad7b9f690f11436d0c" ns3:_="" ns4:_="">
     <xsd:import namespace="f4dcd64b-812a-41aa-8ee8-975f5f1304d4"/>
@@ -25548,34 +25158,27 @@
 </ct:contentTypeSchema>
 </file>
 
+<file path=customXml/item3.xml><?xml version="1.0" encoding="utf-8"?>
+<b:Sources xmlns:b="http://schemas.openxmlformats.org/officeDocument/2006/bibliography" xmlns="http://schemas.openxmlformats.org/officeDocument/2006/bibliography" SelectedStyle="\APASixthEditionOfficeOnline.xsl" StyleName="APA" Version="6"/>
+</file>
+
 <file path=customXml/item4.xml><?xml version="1.0" encoding="utf-8"?>
-<?mso-contentType ?>
-<FormTemplates xmlns="http://schemas.microsoft.com/sharepoint/v3/contenttype/forms">
-  <Display>DocumentLibraryForm</Display>
-  <Edit>DocumentLibraryForm</Edit>
-  <New>DocumentLibraryForm</New>
-</FormTemplates>
+<p:properties xmlns:p="http://schemas.microsoft.com/office/2006/metadata/properties" xmlns:xsi="http://www.w3.org/2001/XMLSchema-instance" xmlns:pc="http://schemas.microsoft.com/office/infopath/2007/PartnerControls">
+  <documentManagement>
+    <_activity xmlns="f4dcd64b-812a-41aa-8ee8-975f5f1304d4" xsi:nil="true"/>
+  </documentManagement>
+</p:properties>
 </file>
 
 <file path=customXml/itemProps1.xml><?xml version="1.0" encoding="utf-8"?>
-<ds:datastoreItem xmlns:ds="http://schemas.openxmlformats.org/officeDocument/2006/customXml" ds:itemID="{5AFF2EEB-A28E-4445-9AD5-9D5B40BD8990}">
+<ds:datastoreItem xmlns:ds="http://schemas.openxmlformats.org/officeDocument/2006/customXml" ds:itemID="{13DA8F76-6CEC-48E3-A1A4-DB1A0653E052}">
   <ds:schemaRefs>
-    <ds:schemaRef ds:uri="http://schemas.microsoft.com/office/2006/metadata/properties"/>
-    <ds:schemaRef ds:uri="http://schemas.microsoft.com/office/infopath/2007/PartnerControls"/>
-    <ds:schemaRef ds:uri="f4dcd64b-812a-41aa-8ee8-975f5f1304d4"/>
+    <ds:schemaRef ds:uri="http://schemas.microsoft.com/sharepoint/v3/contenttype/forms"/>
   </ds:schemaRefs>
 </ds:datastoreItem>
 </file>
 
 <file path=customXml/itemProps2.xml><?xml version="1.0" encoding="utf-8"?>
-<ds:datastoreItem xmlns:ds="http://schemas.openxmlformats.org/officeDocument/2006/customXml" ds:itemID="{F68C4A05-336F-431D-BD20-F847672C5471}">
-  <ds:schemaRefs>
-    <ds:schemaRef ds:uri="http://schemas.openxmlformats.org/officeDocument/2006/bibliography"/>
-  </ds:schemaRefs>
-</ds:datastoreItem>
-</file>
-
-<file path=customXml/itemProps3.xml><?xml version="1.0" encoding="utf-8"?>
 <ds:datastoreItem xmlns:ds="http://schemas.openxmlformats.org/officeDocument/2006/customXml" ds:itemID="{3A3EB03D-8B59-4676-8841-AE4C6957F57B}">
   <ds:schemaRefs>
     <ds:schemaRef ds:uri="http://schemas.microsoft.com/office/2006/metadata/contentType"/>
@@ -25594,10 +25197,20 @@
 </ds:datastoreItem>
 </file>
 
+<file path=customXml/itemProps3.xml><?xml version="1.0" encoding="utf-8"?>
+<ds:datastoreItem xmlns:ds="http://schemas.openxmlformats.org/officeDocument/2006/customXml" ds:itemID="{F68C4A05-336F-431D-BD20-F847672C5471}">
+  <ds:schemaRefs>
+    <ds:schemaRef ds:uri="http://schemas.openxmlformats.org/officeDocument/2006/bibliography"/>
+  </ds:schemaRefs>
+</ds:datastoreItem>
+</file>
+
 <file path=customXml/itemProps4.xml><?xml version="1.0" encoding="utf-8"?>
-<ds:datastoreItem xmlns:ds="http://schemas.openxmlformats.org/officeDocument/2006/customXml" ds:itemID="{13DA8F76-6CEC-48E3-A1A4-DB1A0653E052}">
+<ds:datastoreItem xmlns:ds="http://schemas.openxmlformats.org/officeDocument/2006/customXml" ds:itemID="{5AFF2EEB-A28E-4445-9AD5-9D5B40BD8990}">
   <ds:schemaRefs>
-    <ds:schemaRef ds:uri="http://schemas.microsoft.com/sharepoint/v3/contenttype/forms"/>
+    <ds:schemaRef ds:uri="http://schemas.microsoft.com/office/2006/metadata/properties"/>
+    <ds:schemaRef ds:uri="http://schemas.microsoft.com/office/infopath/2007/PartnerControls"/>
+    <ds:schemaRef ds:uri="f4dcd64b-812a-41aa-8ee8-975f5f1304d4"/>
   </ds:schemaRefs>
 </ds:datastoreItem>
 </file>
